--- a/Detailed Requirements.docx
+++ b/Detailed Requirements.docx
@@ -522,7 +522,23 @@
           <w:sz w:val="24"/>
           <w:szCs w:val="24"/>
         </w:rPr>
-        <w:t>Support for multiple languages, including left-to-right (English) and right-to-left (Hebrew) text.</w:t>
+        <w:t xml:space="preserve">Support for multiple languages, including left-to-right (English) </w:t>
+      </w:r>
+      <w:r>
+        <w:rPr>
+          <w:rFonts w:asciiTheme="minorBidi" w:hAnsiTheme="minorBidi"/>
+          <w:sz w:val="24"/>
+          <w:szCs w:val="24"/>
+        </w:rPr>
+        <w:t>or</w:t>
+      </w:r>
+      <w:r>
+        <w:rPr>
+          <w:rFonts w:asciiTheme="minorBidi" w:hAnsiTheme="minorBidi"/>
+          <w:sz w:val="24"/>
+          <w:szCs w:val="24"/>
+        </w:rPr>
+        <w:t xml:space="preserve"> right-to-left (Hebrew) text.</w:t>
       </w:r>
     </w:p>
     <w:p>
@@ -987,7 +1003,9 @@
           <w:szCs w:val="28"/>
         </w:rPr>
       </w:pPr>
-      <w:r>
+    </w:p>
+    <w:p>
+      <w:pPr>
         <w:rPr>
           <w:rFonts w:asciiTheme="minorBidi" w:hAnsiTheme="minorBidi"/>
           <w:b/>
@@ -995,6 +1013,104 @@
           <w:sz w:val="28"/>
           <w:szCs w:val="28"/>
         </w:rPr>
+      </w:pPr>
+    </w:p>
+    <w:p>
+      <w:pPr>
+        <w:rPr>
+          <w:rFonts w:asciiTheme="minorBidi" w:hAnsiTheme="minorBidi"/>
+          <w:b/>
+          <w:bCs/>
+          <w:sz w:val="28"/>
+          <w:szCs w:val="28"/>
+        </w:rPr>
+      </w:pPr>
+    </w:p>
+    <w:p>
+      <w:pPr>
+        <w:rPr>
+          <w:rFonts w:asciiTheme="minorBidi" w:hAnsiTheme="minorBidi"/>
+          <w:b/>
+          <w:bCs/>
+          <w:sz w:val="28"/>
+          <w:szCs w:val="28"/>
+        </w:rPr>
+      </w:pPr>
+    </w:p>
+    <w:p>
+      <w:pPr>
+        <w:rPr>
+          <w:rFonts w:asciiTheme="minorBidi" w:hAnsiTheme="minorBidi"/>
+          <w:b/>
+          <w:bCs/>
+          <w:sz w:val="28"/>
+          <w:szCs w:val="28"/>
+        </w:rPr>
+      </w:pPr>
+    </w:p>
+    <w:p>
+      <w:pPr>
+        <w:rPr>
+          <w:rFonts w:asciiTheme="minorBidi" w:hAnsiTheme="minorBidi"/>
+          <w:b/>
+          <w:bCs/>
+          <w:sz w:val="28"/>
+          <w:szCs w:val="28"/>
+        </w:rPr>
+      </w:pPr>
+    </w:p>
+    <w:p>
+      <w:pPr>
+        <w:rPr>
+          <w:rFonts w:asciiTheme="minorBidi" w:hAnsiTheme="minorBidi"/>
+          <w:b/>
+          <w:bCs/>
+          <w:sz w:val="28"/>
+          <w:szCs w:val="28"/>
+        </w:rPr>
+      </w:pPr>
+    </w:p>
+    <w:p>
+      <w:pPr>
+        <w:rPr>
+          <w:rFonts w:asciiTheme="minorBidi" w:hAnsiTheme="minorBidi"/>
+          <w:b/>
+          <w:bCs/>
+          <w:sz w:val="28"/>
+          <w:szCs w:val="28"/>
+        </w:rPr>
+      </w:pPr>
+    </w:p>
+    <w:p>
+      <w:pPr>
+        <w:rPr>
+          <w:rFonts w:asciiTheme="minorBidi" w:hAnsiTheme="minorBidi"/>
+          <w:b/>
+          <w:bCs/>
+          <w:sz w:val="28"/>
+          <w:szCs w:val="28"/>
+        </w:rPr>
+      </w:pPr>
+    </w:p>
+    <w:p>
+      <w:pPr>
+        <w:rPr>
+          <w:rFonts w:asciiTheme="minorBidi" w:hAnsiTheme="minorBidi"/>
+          <w:b/>
+          <w:bCs/>
+          <w:sz w:val="28"/>
+          <w:szCs w:val="28"/>
+        </w:rPr>
+      </w:pPr>
+      <w:r>
+        <w:rPr>
+          <w:rFonts w:asciiTheme="minorBidi" w:hAnsiTheme="minorBidi"/>
+          <w:b/>
+          <w:bCs/>
+          <w:sz w:val="28"/>
+          <w:szCs w:val="28"/>
+        </w:rPr>
+        <w:lastRenderedPageBreak/>
         <w:t>Non-Functional Requirements</w:t>
       </w:r>
     </w:p>
@@ -1064,57 +1180,17 @@
           <w:sz w:val="24"/>
           <w:szCs w:val="24"/>
         </w:rPr>
-        <w:t xml:space="preserve">2. </w:t>
-      </w:r>
-      <w:r>
-        <w:rPr>
-          <w:rFonts w:asciiTheme="minorBidi" w:hAnsiTheme="minorBidi"/>
-          <w:b/>
-          <w:bCs/>
-          <w:sz w:val="24"/>
-          <w:szCs w:val="24"/>
-        </w:rPr>
-        <w:t>Scalability:</w:t>
-      </w:r>
-    </w:p>
-    <w:p>
-      <w:pPr>
-        <w:numPr>
-          <w:ilvl w:val="0"/>
-          <w:numId w:val="12"/>
-        </w:numPr>
-        <w:rPr>
-          <w:rFonts w:asciiTheme="minorBidi" w:hAnsiTheme="minorBidi"/>
-          <w:sz w:val="24"/>
-          <w:szCs w:val="24"/>
-        </w:rPr>
-      </w:pPr>
-      <w:r>
-        <w:rPr>
-          <w:rFonts w:asciiTheme="minorBidi" w:hAnsiTheme="minorBidi"/>
-          <w:sz w:val="24"/>
-          <w:szCs w:val="24"/>
-        </w:rPr>
-        <w:t>Support simultaneous use by up to 50 users.</w:t>
-      </w:r>
-    </w:p>
-    <w:p>
-      <w:pPr>
-        <w:rPr>
-          <w:rFonts w:asciiTheme="minorBidi" w:hAnsiTheme="minorBidi"/>
-          <w:sz w:val="24"/>
-          <w:szCs w:val="24"/>
-        </w:rPr>
-      </w:pPr>
-      <w:r>
-        <w:rPr>
-          <w:rFonts w:asciiTheme="minorBidi" w:hAnsiTheme="minorBidi"/>
-          <w:b/>
-          <w:bCs/>
-          <w:sz w:val="24"/>
-          <w:szCs w:val="24"/>
-        </w:rPr>
-        <w:t xml:space="preserve">3. </w:t>
+        <w:t>2</w:t>
+      </w:r>
+      <w:r>
+        <w:rPr>
+          <w:rFonts w:asciiTheme="minorBidi" w:hAnsiTheme="minorBidi"/>
+          <w:b/>
+          <w:bCs/>
+          <w:sz w:val="24"/>
+          <w:szCs w:val="24"/>
+        </w:rPr>
+        <w:t xml:space="preserve">. </w:t>
       </w:r>
       <w:r>
         <w:rPr>
@@ -1166,36 +1242,6 @@
     </w:p>
     <w:p>
       <w:pPr>
-        <w:ind w:left="720"/>
-        <w:rPr>
-          <w:rFonts w:asciiTheme="minorBidi" w:hAnsiTheme="minorBidi"/>
-          <w:sz w:val="24"/>
-          <w:szCs w:val="24"/>
-        </w:rPr>
-      </w:pPr>
-    </w:p>
-    <w:p>
-      <w:pPr>
-        <w:ind w:left="720"/>
-        <w:rPr>
-          <w:rFonts w:asciiTheme="minorBidi" w:hAnsiTheme="minorBidi"/>
-          <w:sz w:val="24"/>
-          <w:szCs w:val="24"/>
-        </w:rPr>
-      </w:pPr>
-    </w:p>
-    <w:p>
-      <w:pPr>
-        <w:ind w:left="720"/>
-        <w:rPr>
-          <w:rFonts w:asciiTheme="minorBidi" w:hAnsiTheme="minorBidi"/>
-          <w:sz w:val="24"/>
-          <w:szCs w:val="24"/>
-        </w:rPr>
-      </w:pPr>
-    </w:p>
-    <w:p>
-      <w:pPr>
         <w:spacing w:line="256" w:lineRule="auto"/>
         <w:rPr>
           <w:rFonts w:ascii="Arial" w:eastAsia="Calibri" w:hAnsi="Arial" w:cs="Arial"/>
@@ -1214,7 +1260,17 @@
           <w:sz w:val="24"/>
           <w:szCs w:val="24"/>
         </w:rPr>
-        <w:t xml:space="preserve">4. </w:t>
+        <w:t>3</w:t>
+      </w:r>
+      <w:r>
+        <w:rPr>
+          <w:rFonts w:asciiTheme="minorBidi" w:hAnsiTheme="minorBidi"/>
+          <w:b/>
+          <w:bCs/>
+          <w:sz w:val="24"/>
+          <w:szCs w:val="24"/>
+        </w:rPr>
+        <w:t xml:space="preserve">. </w:t>
       </w:r>
       <w:r>
         <w:rPr>
@@ -1292,7 +1348,17 @@
           <w:sz w:val="24"/>
           <w:szCs w:val="24"/>
         </w:rPr>
-        <w:t xml:space="preserve">5. </w:t>
+        <w:t>4</w:t>
+      </w:r>
+      <w:r>
+        <w:rPr>
+          <w:rFonts w:asciiTheme="minorBidi" w:hAnsiTheme="minorBidi"/>
+          <w:b/>
+          <w:bCs/>
+          <w:sz w:val="24"/>
+          <w:szCs w:val="24"/>
+        </w:rPr>
+        <w:t xml:space="preserve">. </w:t>
       </w:r>
       <w:r>
         <w:rPr>
@@ -1346,7 +1412,17 @@
           <w:sz w:val="24"/>
           <w:szCs w:val="24"/>
         </w:rPr>
-        <w:t xml:space="preserve">6. </w:t>
+        <w:t>5</w:t>
+      </w:r>
+      <w:r>
+        <w:rPr>
+          <w:rFonts w:asciiTheme="minorBidi" w:hAnsiTheme="minorBidi"/>
+          <w:b/>
+          <w:bCs/>
+          <w:sz w:val="24"/>
+          <w:szCs w:val="24"/>
+        </w:rPr>
+        <w:t xml:space="preserve">. </w:t>
       </w:r>
       <w:r>
         <w:rPr>
@@ -1540,67 +1616,6 @@
           <w:sz w:val="24"/>
           <w:szCs w:val="24"/>
         </w:rPr>
-        <w:t>Scalability and Reliability:</w:t>
-      </w:r>
-    </w:p>
-    <w:p>
-      <w:pPr>
-        <w:numPr>
-          <w:ilvl w:val="0"/>
-          <w:numId w:val="17"/>
-        </w:numPr>
-        <w:rPr>
-          <w:rFonts w:asciiTheme="minorBidi" w:hAnsiTheme="minorBidi"/>
-          <w:sz w:val="24"/>
-          <w:szCs w:val="24"/>
-        </w:rPr>
-      </w:pPr>
-      <w:r>
-        <w:rPr>
-          <w:rFonts w:asciiTheme="minorBidi" w:hAnsiTheme="minorBidi"/>
-          <w:sz w:val="24"/>
-          <w:szCs w:val="24"/>
-        </w:rPr>
-        <w:t>Use a microservices architecture to enable component scalability.</w:t>
-      </w:r>
-    </w:p>
-    <w:p>
-      <w:pPr>
-        <w:numPr>
-          <w:ilvl w:val="0"/>
-          <w:numId w:val="17"/>
-        </w:numPr>
-        <w:rPr>
-          <w:rFonts w:asciiTheme="minorBidi" w:hAnsiTheme="minorBidi"/>
-          <w:sz w:val="24"/>
-          <w:szCs w:val="24"/>
-        </w:rPr>
-      </w:pPr>
-      <w:r>
-        <w:rPr>
-          <w:rFonts w:asciiTheme="minorBidi" w:hAnsiTheme="minorBidi"/>
-          <w:sz w:val="24"/>
-          <w:szCs w:val="24"/>
-        </w:rPr>
-        <w:t>Ensure system uptime of at least 99.9%.</w:t>
-      </w:r>
-    </w:p>
-    <w:p>
-      <w:pPr>
-        <w:rPr>
-          <w:rFonts w:asciiTheme="minorBidi" w:hAnsiTheme="minorBidi"/>
-          <w:sz w:val="24"/>
-          <w:szCs w:val="24"/>
-        </w:rPr>
-      </w:pPr>
-      <w:r>
-        <w:rPr>
-          <w:rFonts w:asciiTheme="minorBidi" w:hAnsiTheme="minorBidi"/>
-          <w:b/>
-          <w:bCs/>
-          <w:sz w:val="24"/>
-          <w:szCs w:val="24"/>
-        </w:rPr>
         <w:t>Performance Indicators:</w:t>
       </w:r>
     </w:p>
@@ -1622,7 +1637,24 @@
           <w:sz w:val="24"/>
           <w:szCs w:val="24"/>
         </w:rPr>
-        <w:t>Response time for transcription: &lt;2 seconds.</w:t>
+        <w:t xml:space="preserve">Response time for transcription: </w:t>
+      </w:r>
+      <w:r>
+        <w:rPr>
+          <w:rFonts w:asciiTheme="minorBidi" w:hAnsiTheme="minorBidi"/>
+          <w:sz w:val="24"/>
+          <w:szCs w:val="24"/>
+          <w:lang w:bidi="he-IL"/>
+        </w:rPr>
+        <w:t>r</w:t>
+      </w:r>
+      <w:r>
+        <w:rPr>
+          <w:rFonts w:asciiTheme="minorBidi" w:hAnsiTheme="minorBidi"/>
+          <w:sz w:val="24"/>
+          <w:szCs w:val="24"/>
+        </w:rPr>
+        <w:t>easonable time</w:t>
       </w:r>
     </w:p>
     <w:p>
@@ -1719,7 +1751,6 @@
           <w:sz w:val="28"/>
           <w:szCs w:val="28"/>
         </w:rPr>
-        <w:lastRenderedPageBreak/>
         <w:t>Technological Requirements</w:t>
       </w:r>
     </w:p>
@@ -1861,62 +1892,6 @@
           <w:sz w:val="24"/>
           <w:szCs w:val="24"/>
         </w:rPr>
-        <w:t>Database:</w:t>
-      </w:r>
-    </w:p>
-    <w:p>
-      <w:pPr>
-        <w:numPr>
-          <w:ilvl w:val="0"/>
-          <w:numId w:val="22"/>
-        </w:numPr>
-        <w:rPr>
-          <w:rFonts w:asciiTheme="minorBidi" w:hAnsiTheme="minorBidi"/>
-          <w:sz w:val="24"/>
-          <w:szCs w:val="24"/>
-        </w:rPr>
-      </w:pPr>
-      <w:r>
-        <w:rPr>
-          <w:rFonts w:asciiTheme="minorBidi" w:hAnsiTheme="minorBidi"/>
-          <w:sz w:val="24"/>
-          <w:szCs w:val="24"/>
-        </w:rPr>
-        <w:t>PostgreSQL or MongoDB for</w:t>
-      </w:r>
-      <w:r>
-        <w:rPr>
-          <w:rFonts w:asciiTheme="minorBidi" w:hAnsiTheme="minorBidi"/>
-          <w:sz w:val="24"/>
-          <w:szCs w:val="24"/>
-        </w:rPr>
-        <w:t xml:space="preserve"> </w:t>
-      </w:r>
-      <w:r>
-        <w:rPr>
-          <w:rFonts w:asciiTheme="minorBidi" w:hAnsiTheme="minorBidi"/>
-          <w:sz w:val="24"/>
-          <w:szCs w:val="24"/>
-        </w:rPr>
-        <w:t>transcription storage.</w:t>
-      </w:r>
-    </w:p>
-    <w:p>
-      <w:pPr>
-        <w:rPr>
-          <w:rFonts w:asciiTheme="minorBidi" w:hAnsiTheme="minorBidi"/>
-          <w:sz w:val="24"/>
-          <w:szCs w:val="24"/>
-        </w:rPr>
-      </w:pPr>
-      <w:r>
-        <w:rPr>
-          <w:rFonts w:asciiTheme="minorBidi" w:hAnsiTheme="minorBidi"/>
-          <w:b/>
-          <w:bCs/>
-          <w:sz w:val="24"/>
-          <w:szCs w:val="24"/>
-        </w:rPr>
         <w:t>APIs and Libraries:</w:t>
       </w:r>
     </w:p>
@@ -1995,7 +1970,7 @@
           <w:sz w:val="24"/>
           <w:szCs w:val="24"/>
         </w:rPr>
-        <w:t xml:space="preserve"> A student captures whiteboard content during a mathematics lecture. The system processes the visual data, recognizes mathematical formulas, and exports the transcription as a .pdf file. The student reviews and shares the document with classmates.</w:t>
+        <w:t xml:space="preserve"> A student captures whiteboard content during a mathematics lecture. The system processes the visual data, recognizes mathematical formulas, and exports the transcription as a .pdf file. The student reviews and shares the document with classmates</w:t>
       </w:r>
     </w:p>
     <w:p>

--- a/Detailed Requirements.docx
+++ b/Detailed Requirements.docx
@@ -1,6 +1,6 @@
 
 <file path=word/document.xml><?xml version="1.0" encoding="utf-8"?>
-<w:document xmlns:wpc="http://schemas.microsoft.com/office/word/2010/wordprocessingCanvas" xmlns:cx="http://schemas.microsoft.com/office/drawing/2014/chartex" xmlns:cx1="http://schemas.microsoft.com/office/drawing/2015/9/8/chartex" xmlns:cx2="http://schemas.microsoft.com/office/drawing/2015/10/21/chartex" xmlns:cx3="http://schemas.microsoft.com/office/drawing/2016/5/9/chartex" xmlns:cx4="http://schemas.microsoft.com/office/drawing/2016/5/10/chartex" xmlns:cx5="http://schemas.microsoft.com/office/drawing/2016/5/11/chartex" xmlns:cx6="http://schemas.microsoft.com/office/drawing/2016/5/12/chartex" xmlns:cx7="http://schemas.microsoft.com/office/drawing/2016/5/13/chartex" xmlns:cx8="http://schemas.microsoft.com/office/drawing/2016/5/14/chartex" xmlns:mc="http://schemas.openxmlformats.org/markup-compatibility/2006" xmlns:aink="http://schemas.microsoft.com/office/drawing/2016/ink" xmlns:am3d="http://schemas.microsoft.com/office/drawing/2017/model3d" xmlns:o="urn:schemas-microsoft-com:office:office" xmlns:oel="http://schemas.microsoft.com/office/2019/extlst" xmlns:r="http://schemas.openxmlformats.org/officeDocument/2006/relationships" xmlns:m="http://schemas.openxmlformats.org/officeDocument/2006/math" xmlns:v="urn:schemas-microsoft-com:vml" xmlns:wp14="http://schemas.microsoft.com/office/word/2010/wordprocessingDrawing" xmlns:wp="http://schemas.openxmlformats.org/drawingml/2006/wordprocessingDrawing" xmlns:w10="urn:schemas-microsoft-com:office:word" xmlns:w="http://schemas.openxmlformats.org/wordprocessingml/2006/main" xmlns:w14="http://schemas.microsoft.com/office/word/2010/wordml" xmlns:w15="http://schemas.microsoft.com/office/word/2012/wordml" xmlns:w16cex="http://schemas.microsoft.com/office/word/2018/wordml/cex" xmlns:w16cid="http://schemas.microsoft.com/office/word/2016/wordml/cid" xmlns:w16="http://schemas.microsoft.com/office/word/2018/wordml" xmlns:w16du="http://schemas.microsoft.com/office/word/2023/wordml/word16du" xmlns:w16sdtdh="http://schemas.microsoft.com/office/word/2020/wordml/sdtdatahash" xmlns:w16se="http://schemas.microsoft.com/office/word/2015/wordml/symex" xmlns:wpg="http://schemas.microsoft.com/office/word/2010/wordprocessingGroup" xmlns:wpi="http://schemas.microsoft.com/office/word/2010/wordprocessingInk" xmlns:wne="http://schemas.microsoft.com/office/word/2006/wordml" xmlns:wps="http://schemas.microsoft.com/office/word/2010/wordprocessingShape" mc:Ignorable="w14 w15 w16se w16cid w16 w16cex w16sdtdh w16du wp14">
+<w:document xmlns:wpc="http://schemas.microsoft.com/office/word/2010/wordprocessingCanvas" xmlns:cx="http://schemas.microsoft.com/office/drawing/2014/chartex" xmlns:cx1="http://schemas.microsoft.com/office/drawing/2015/9/8/chartex" xmlns:cx2="http://schemas.microsoft.com/office/drawing/2015/10/21/chartex" xmlns:cx3="http://schemas.microsoft.com/office/drawing/2016/5/9/chartex" xmlns:cx4="http://schemas.microsoft.com/office/drawing/2016/5/10/chartex" xmlns:cx5="http://schemas.microsoft.com/office/drawing/2016/5/11/chartex" xmlns:cx6="http://schemas.microsoft.com/office/drawing/2016/5/12/chartex" xmlns:cx7="http://schemas.microsoft.com/office/drawing/2016/5/13/chartex" xmlns:cx8="http://schemas.microsoft.com/office/drawing/2016/5/14/chartex" xmlns:mc="http://schemas.openxmlformats.org/markup-compatibility/2006" xmlns:aink="http://schemas.microsoft.com/office/drawing/2016/ink" xmlns:am3d="http://schemas.microsoft.com/office/drawing/2017/model3d" xmlns:o="urn:schemas-microsoft-com:office:office" xmlns:oel="http://schemas.microsoft.com/office/2019/extlst" xmlns:r="http://schemas.openxmlformats.org/officeDocument/2006/relationships" xmlns:m="http://schemas.openxmlformats.org/officeDocument/2006/math" xmlns:v="urn:schemas-microsoft-com:vml" xmlns:wp14="http://schemas.microsoft.com/office/word/2010/wordprocessingDrawing" xmlns:wp="http://schemas.openxmlformats.org/drawingml/2006/wordprocessingDrawing" xmlns:w10="urn:schemas-microsoft-com:office:word" xmlns:w="http://schemas.openxmlformats.org/wordprocessingml/2006/main" xmlns:w14="http://schemas.microsoft.com/office/word/2010/wordml" xmlns:w15="http://schemas.microsoft.com/office/word/2012/wordml" xmlns:w16cex="http://schemas.microsoft.com/office/word/2018/wordml/cex" xmlns:w16cid="http://schemas.microsoft.com/office/word/2016/wordml/cid" xmlns:w16="http://schemas.microsoft.com/office/word/2018/wordml" xmlns:w16du="http://schemas.microsoft.com/office/word/2023/wordml/word16du" xmlns:w16sdtdh="http://schemas.microsoft.com/office/word/2020/wordml/sdtdatahash" xmlns:w16sdtfl="http://schemas.microsoft.com/office/word/2024/wordml/sdtformatlock" xmlns:w16se="http://schemas.microsoft.com/office/word/2015/wordml/symex" xmlns:wpg="http://schemas.microsoft.com/office/word/2010/wordprocessingGroup" xmlns:wpi="http://schemas.microsoft.com/office/word/2010/wordprocessingInk" xmlns:wne="http://schemas.microsoft.com/office/word/2006/wordml" xmlns:wps="http://schemas.microsoft.com/office/word/2010/wordprocessingShape" mc:Ignorable="w14 w15 w16se w16cid w16 w16cex w16sdtdh w16sdtfl w16du wp14">
   <w:body>
     <w:p>
       <w:pPr>
@@ -150,7 +150,7 @@
           <w:sz w:val="24"/>
           <w:szCs w:val="24"/>
         </w:rPr>
-        <w:t>Support multilingual recognition, including English and Hebrew.</w:t>
+        <w:t>Incorporate mathematical symbol recognition and accurate handwriting analysis.</w:t>
       </w:r>
     </w:p>
     <w:p>
@@ -171,7 +171,7 @@
           <w:sz w:val="24"/>
           <w:szCs w:val="24"/>
         </w:rPr>
-        <w:t>Incorporate mathematical symbol recognition and accurate handwriting analysis.</w:t>
+        <w:t>Provide intuitive export options for processed content.</w:t>
       </w:r>
     </w:p>
     <w:p>
@@ -192,27 +192,6 @@
           <w:sz w:val="24"/>
           <w:szCs w:val="24"/>
         </w:rPr>
-        <w:t>Provide intuitive export options for processed content.</w:t>
-      </w:r>
-    </w:p>
-    <w:p>
-      <w:pPr>
-        <w:numPr>
-          <w:ilvl w:val="0"/>
-          <w:numId w:val="1"/>
-        </w:numPr>
-        <w:rPr>
-          <w:rFonts w:asciiTheme="minorBidi" w:hAnsiTheme="minorBidi"/>
-          <w:sz w:val="24"/>
-          <w:szCs w:val="24"/>
-        </w:rPr>
-      </w:pPr>
-      <w:r>
-        <w:rPr>
-          <w:rFonts w:asciiTheme="minorBidi" w:hAnsiTheme="minorBidi"/>
-          <w:sz w:val="24"/>
-          <w:szCs w:val="24"/>
-        </w:rPr>
         <w:t>Design a user-friendly interface tailored for students, educators, and professionals.</w:t>
       </w:r>
     </w:p>
@@ -394,7 +373,9 @@
           <w:szCs w:val="28"/>
         </w:rPr>
       </w:pPr>
-      <w:r>
+    </w:p>
+    <w:p>
+      <w:pPr>
         <w:rPr>
           <w:rFonts w:asciiTheme="minorBidi" w:hAnsiTheme="minorBidi"/>
           <w:b/>
@@ -402,6 +383,71 @@
           <w:sz w:val="28"/>
           <w:szCs w:val="28"/>
         </w:rPr>
+      </w:pPr>
+    </w:p>
+    <w:p>
+      <w:pPr>
+        <w:rPr>
+          <w:rFonts w:asciiTheme="minorBidi" w:hAnsiTheme="minorBidi"/>
+          <w:b/>
+          <w:bCs/>
+          <w:sz w:val="28"/>
+          <w:szCs w:val="28"/>
+        </w:rPr>
+      </w:pPr>
+    </w:p>
+    <w:p>
+      <w:pPr>
+        <w:rPr>
+          <w:rFonts w:asciiTheme="minorBidi" w:hAnsiTheme="minorBidi"/>
+          <w:b/>
+          <w:bCs/>
+          <w:sz w:val="28"/>
+          <w:szCs w:val="28"/>
+        </w:rPr>
+      </w:pPr>
+    </w:p>
+    <w:p>
+      <w:pPr>
+        <w:rPr>
+          <w:rFonts w:asciiTheme="minorBidi" w:hAnsiTheme="minorBidi"/>
+          <w:b/>
+          <w:bCs/>
+          <w:sz w:val="28"/>
+          <w:szCs w:val="28"/>
+        </w:rPr>
+      </w:pPr>
+    </w:p>
+    <w:p>
+      <w:pPr>
+        <w:rPr>
+          <w:rFonts w:asciiTheme="minorBidi" w:hAnsiTheme="minorBidi"/>
+          <w:b/>
+          <w:bCs/>
+          <w:sz w:val="28"/>
+          <w:szCs w:val="28"/>
+        </w:rPr>
+      </w:pPr>
+    </w:p>
+    <w:p>
+      <w:pPr>
+        <w:rPr>
+          <w:rFonts w:asciiTheme="minorBidi" w:hAnsiTheme="minorBidi"/>
+          <w:b/>
+          <w:bCs/>
+          <w:sz w:val="28"/>
+          <w:szCs w:val="28"/>
+        </w:rPr>
+      </w:pPr>
+      <w:r>
+        <w:rPr>
+          <w:rFonts w:asciiTheme="minorBidi" w:hAnsiTheme="minorBidi"/>
+          <w:b/>
+          <w:bCs/>
+          <w:sz w:val="28"/>
+          <w:szCs w:val="28"/>
+        </w:rPr>
+        <w:lastRenderedPageBreak/>
         <w:t>Functional Requirements</w:t>
       </w:r>
       <w:r>
@@ -491,74 +537,17 @@
           <w:sz w:val="24"/>
           <w:szCs w:val="24"/>
         </w:rPr>
-        <w:t xml:space="preserve">2. </w:t>
-      </w:r>
-      <w:r>
-        <w:rPr>
-          <w:rFonts w:asciiTheme="minorBidi" w:hAnsiTheme="minorBidi"/>
-          <w:b/>
-          <w:bCs/>
-          <w:sz w:val="24"/>
-          <w:szCs w:val="24"/>
-        </w:rPr>
-        <w:t>Multilingual Recognition:</w:t>
-      </w:r>
-    </w:p>
-    <w:p>
-      <w:pPr>
-        <w:numPr>
-          <w:ilvl w:val="0"/>
-          <w:numId w:val="4"/>
-        </w:numPr>
-        <w:rPr>
-          <w:rFonts w:asciiTheme="minorBidi" w:hAnsiTheme="minorBidi"/>
-          <w:sz w:val="24"/>
-          <w:szCs w:val="24"/>
-        </w:rPr>
-      </w:pPr>
-      <w:r>
-        <w:rPr>
-          <w:rFonts w:asciiTheme="minorBidi" w:hAnsiTheme="minorBidi"/>
-          <w:sz w:val="24"/>
-          <w:szCs w:val="24"/>
-        </w:rPr>
-        <w:t xml:space="preserve">Support for multiple languages, including left-to-right (English) </w:t>
-      </w:r>
-      <w:r>
-        <w:rPr>
-          <w:rFonts w:asciiTheme="minorBidi" w:hAnsiTheme="minorBidi"/>
-          <w:sz w:val="24"/>
-          <w:szCs w:val="24"/>
-        </w:rPr>
-        <w:t>or</w:t>
-      </w:r>
-      <w:r>
-        <w:rPr>
-          <w:rFonts w:asciiTheme="minorBidi" w:hAnsiTheme="minorBidi"/>
-          <w:sz w:val="24"/>
-          <w:szCs w:val="24"/>
-        </w:rPr>
-        <w:t xml:space="preserve"> right-to-left (Hebrew) text.</w:t>
-      </w:r>
-    </w:p>
-    <w:p>
-      <w:pPr>
-        <w:rPr>
-          <w:rFonts w:asciiTheme="minorBidi" w:hAnsiTheme="minorBidi"/>
-          <w:sz w:val="24"/>
-          <w:szCs w:val="24"/>
-        </w:rPr>
-      </w:pPr>
-      <w:r>
-        <w:rPr>
-          <w:rFonts w:asciiTheme="minorBidi" w:hAnsiTheme="minorBidi"/>
-          <w:b/>
-          <w:bCs/>
-          <w:sz w:val="24"/>
-          <w:szCs w:val="24"/>
-        </w:rPr>
-        <w:lastRenderedPageBreak/>
-        <w:t xml:space="preserve">3. </w:t>
+        <w:t>2</w:t>
+      </w:r>
+      <w:r>
+        <w:rPr>
+          <w:rFonts w:asciiTheme="minorBidi" w:hAnsiTheme="minorBidi"/>
+          <w:b/>
+          <w:bCs/>
+          <w:sz w:val="24"/>
+          <w:szCs w:val="24"/>
+        </w:rPr>
+        <w:t xml:space="preserve">. </w:t>
       </w:r>
       <w:r>
         <w:rPr>
@@ -608,7 +597,17 @@
           <w:sz w:val="24"/>
           <w:szCs w:val="24"/>
         </w:rPr>
-        <w:t xml:space="preserve">4. </w:t>
+        <w:t>3</w:t>
+      </w:r>
+      <w:r>
+        <w:rPr>
+          <w:rFonts w:asciiTheme="minorBidi" w:hAnsiTheme="minorBidi"/>
+          <w:b/>
+          <w:bCs/>
+          <w:sz w:val="24"/>
+          <w:szCs w:val="24"/>
+        </w:rPr>
+        <w:t xml:space="preserve">. </w:t>
       </w:r>
       <w:r>
         <w:rPr>
@@ -658,7 +657,17 @@
           <w:sz w:val="24"/>
           <w:szCs w:val="24"/>
         </w:rPr>
-        <w:t xml:space="preserve">5. </w:t>
+        <w:t>4</w:t>
+      </w:r>
+      <w:r>
+        <w:rPr>
+          <w:rFonts w:asciiTheme="minorBidi" w:hAnsiTheme="minorBidi"/>
+          <w:b/>
+          <w:bCs/>
+          <w:sz w:val="24"/>
+          <w:szCs w:val="24"/>
+        </w:rPr>
+        <w:t xml:space="preserve">. </w:t>
       </w:r>
       <w:r>
         <w:rPr>
@@ -708,7 +717,17 @@
           <w:sz w:val="24"/>
           <w:szCs w:val="24"/>
         </w:rPr>
-        <w:t xml:space="preserve">6. </w:t>
+        <w:t>5</w:t>
+      </w:r>
+      <w:r>
+        <w:rPr>
+          <w:rFonts w:asciiTheme="minorBidi" w:hAnsiTheme="minorBidi"/>
+          <w:b/>
+          <w:bCs/>
+          <w:sz w:val="24"/>
+          <w:szCs w:val="24"/>
+        </w:rPr>
+        <w:t xml:space="preserve">. </w:t>
       </w:r>
       <w:r>
         <w:rPr>
@@ -758,7 +777,17 @@
           <w:sz w:val="24"/>
           <w:szCs w:val="24"/>
         </w:rPr>
-        <w:t xml:space="preserve">7. </w:t>
+        <w:t>6</w:t>
+      </w:r>
+      <w:r>
+        <w:rPr>
+          <w:rFonts w:asciiTheme="minorBidi" w:hAnsiTheme="minorBidi"/>
+          <w:b/>
+          <w:bCs/>
+          <w:sz w:val="24"/>
+          <w:szCs w:val="24"/>
+        </w:rPr>
+        <w:t xml:space="preserve">. </w:t>
       </w:r>
       <w:r>
         <w:rPr>
@@ -903,7 +932,17 @@
           <w:sz w:val="24"/>
           <w:szCs w:val="24"/>
         </w:rPr>
-        <w:t xml:space="preserve">8. </w:t>
+        <w:t>7</w:t>
+      </w:r>
+      <w:r>
+        <w:rPr>
+          <w:rFonts w:asciiTheme="minorBidi" w:hAnsiTheme="minorBidi"/>
+          <w:b/>
+          <w:bCs/>
+          <w:sz w:val="24"/>
+          <w:szCs w:val="24"/>
+        </w:rPr>
+        <w:t xml:space="preserve">. </w:t>
       </w:r>
       <w:r>
         <w:rPr>
@@ -1069,39 +1108,6 @@
           <w:szCs w:val="28"/>
         </w:rPr>
       </w:pPr>
-    </w:p>
-    <w:p>
-      <w:pPr>
-        <w:rPr>
-          <w:rFonts w:asciiTheme="minorBidi" w:hAnsiTheme="minorBidi"/>
-          <w:b/>
-          <w:bCs/>
-          <w:sz w:val="28"/>
-          <w:szCs w:val="28"/>
-        </w:rPr>
-      </w:pPr>
-    </w:p>
-    <w:p>
-      <w:pPr>
-        <w:rPr>
-          <w:rFonts w:asciiTheme="minorBidi" w:hAnsiTheme="minorBidi"/>
-          <w:b/>
-          <w:bCs/>
-          <w:sz w:val="28"/>
-          <w:szCs w:val="28"/>
-        </w:rPr>
-      </w:pPr>
-    </w:p>
-    <w:p>
-      <w:pPr>
-        <w:rPr>
-          <w:rFonts w:asciiTheme="minorBidi" w:hAnsiTheme="minorBidi"/>
-          <w:b/>
-          <w:bCs/>
-          <w:sz w:val="28"/>
-          <w:szCs w:val="28"/>
-        </w:rPr>
-      </w:pPr>
       <w:r>
         <w:rPr>
           <w:rFonts w:asciiTheme="minorBidi" w:hAnsiTheme="minorBidi"/>
@@ -1284,27 +1290,6 @@
           <w14:ligatures w14:val="none"/>
         </w:rPr>
         <w:t>Accuracy</w:t>
-      </w:r>
-    </w:p>
-    <w:p>
-      <w:pPr>
-        <w:numPr>
-          <w:ilvl w:val="0"/>
-          <w:numId w:val="14"/>
-        </w:numPr>
-        <w:rPr>
-          <w:rFonts w:asciiTheme="minorBidi" w:hAnsiTheme="minorBidi"/>
-          <w:sz w:val="24"/>
-          <w:szCs w:val="24"/>
-        </w:rPr>
-      </w:pPr>
-      <w:r>
-        <w:rPr>
-          <w:rFonts w:asciiTheme="minorBidi" w:hAnsiTheme="minorBidi"/>
-          <w:sz w:val="24"/>
-          <w:szCs w:val="24"/>
-        </w:rPr>
-        <w:t>The system must be as accurate as possible for text recognition under ideal conditions.</w:t>
       </w:r>
     </w:p>
     <w:p>
@@ -1326,49 +1311,43 @@
           <w:sz w:val="24"/>
           <w:szCs w:val="24"/>
         </w:rPr>
-        <w:t>The system should handle low-quality images and partial occlusion of text, aiming to be as accurate as possible.</w:t>
-      </w:r>
-    </w:p>
-    <w:p>
-      <w:pPr>
-        <w:spacing w:line="256" w:lineRule="auto"/>
-        <w:rPr>
-          <w:rFonts w:asciiTheme="minorBidi" w:hAnsiTheme="minorBidi"/>
-          <w:b/>
-          <w:bCs/>
-          <w:sz w:val="24"/>
-          <w:szCs w:val="24"/>
-        </w:rPr>
-      </w:pPr>
-      <w:r>
-        <w:rPr>
-          <w:rFonts w:asciiTheme="minorBidi" w:hAnsiTheme="minorBidi"/>
-          <w:b/>
-          <w:bCs/>
-          <w:sz w:val="24"/>
-          <w:szCs w:val="24"/>
-        </w:rPr>
-        <w:t>4</w:t>
-      </w:r>
-      <w:r>
-        <w:rPr>
-          <w:rFonts w:asciiTheme="minorBidi" w:hAnsiTheme="minorBidi"/>
-          <w:b/>
-          <w:bCs/>
-          <w:sz w:val="24"/>
-          <w:szCs w:val="24"/>
-        </w:rPr>
-        <w:t xml:space="preserve">. </w:t>
-      </w:r>
-      <w:r>
-        <w:rPr>
-          <w:rFonts w:asciiTheme="minorBidi" w:hAnsiTheme="minorBidi"/>
-          <w:b/>
-          <w:bCs/>
-          <w:sz w:val="24"/>
-          <w:szCs w:val="24"/>
-        </w:rPr>
-        <w:t>Ease of Maintenance</w:t>
+        <w:t xml:space="preserve">The system shall achieve at least </w:t>
+      </w:r>
+      <w:r>
+        <w:rPr>
+          <w:rFonts w:asciiTheme="minorBidi" w:hAnsiTheme="minorBidi"/>
+          <w:b/>
+          <w:bCs/>
+          <w:sz w:val="24"/>
+          <w:szCs w:val="24"/>
+        </w:rPr>
+        <w:t>95% character-level accuracy</w:t>
+      </w:r>
+      <w:r>
+        <w:rPr>
+          <w:rFonts w:asciiTheme="minorBidi" w:hAnsiTheme="minorBidi"/>
+          <w:sz w:val="24"/>
+          <w:szCs w:val="24"/>
+        </w:rPr>
+        <w:t xml:space="preserve"> for printed and handwritten </w:t>
+      </w:r>
+      <w:r>
+        <w:rPr>
+          <w:rFonts w:asciiTheme="minorBidi" w:hAnsiTheme="minorBidi"/>
+          <w:b/>
+          <w:bCs/>
+          <w:sz w:val="24"/>
+          <w:szCs w:val="24"/>
+        </w:rPr>
+        <w:t>English text</w:t>
+      </w:r>
+      <w:r>
+        <w:rPr>
+          <w:rFonts w:asciiTheme="minorBidi" w:hAnsiTheme="minorBidi"/>
+          <w:sz w:val="24"/>
+          <w:szCs w:val="24"/>
+        </w:rPr>
+        <w:t xml:space="preserve"> under ideal conditions (e.g., clear, high-resolution input with good lighting).</w:t>
       </w:r>
     </w:p>
     <w:p>
@@ -1390,49 +1369,43 @@
           <w:sz w:val="24"/>
           <w:szCs w:val="24"/>
         </w:rPr>
-        <w:t>The system should allow for easy updates to OCR engines and language models.</w:t>
-      </w:r>
-    </w:p>
-    <w:p>
-      <w:pPr>
-        <w:spacing w:line="256" w:lineRule="auto"/>
-        <w:rPr>
-          <w:rFonts w:asciiTheme="minorBidi" w:hAnsiTheme="minorBidi"/>
-          <w:b/>
-          <w:bCs/>
-          <w:sz w:val="24"/>
-          <w:szCs w:val="24"/>
-        </w:rPr>
-      </w:pPr>
-      <w:r>
-        <w:rPr>
-          <w:rFonts w:asciiTheme="minorBidi" w:hAnsiTheme="minorBidi"/>
-          <w:b/>
-          <w:bCs/>
-          <w:sz w:val="24"/>
-          <w:szCs w:val="24"/>
-        </w:rPr>
-        <w:t>5</w:t>
-      </w:r>
-      <w:r>
-        <w:rPr>
-          <w:rFonts w:asciiTheme="minorBidi" w:hAnsiTheme="minorBidi"/>
-          <w:b/>
-          <w:bCs/>
-          <w:sz w:val="24"/>
-          <w:szCs w:val="24"/>
-        </w:rPr>
-        <w:t xml:space="preserve">. </w:t>
-      </w:r>
-      <w:r>
-        <w:rPr>
-          <w:rFonts w:asciiTheme="minorBidi" w:hAnsiTheme="minorBidi"/>
-          <w:b/>
-          <w:bCs/>
-          <w:sz w:val="24"/>
-          <w:szCs w:val="24"/>
-        </w:rPr>
-        <w:t>Documentation</w:t>
+        <w:t xml:space="preserve">The system shall achieve at least </w:t>
+      </w:r>
+      <w:r>
+        <w:rPr>
+          <w:rFonts w:asciiTheme="minorBidi" w:hAnsiTheme="minorBidi"/>
+          <w:b/>
+          <w:bCs/>
+          <w:sz w:val="24"/>
+          <w:szCs w:val="24"/>
+        </w:rPr>
+        <w:t>85% symbol recognition accuracy</w:t>
+      </w:r>
+      <w:r>
+        <w:rPr>
+          <w:rFonts w:asciiTheme="minorBidi" w:hAnsiTheme="minorBidi"/>
+          <w:sz w:val="24"/>
+          <w:szCs w:val="24"/>
+        </w:rPr>
+        <w:t xml:space="preserve"> for </w:t>
+      </w:r>
+      <w:r>
+        <w:rPr>
+          <w:rFonts w:asciiTheme="minorBidi" w:hAnsiTheme="minorBidi"/>
+          <w:b/>
+          <w:bCs/>
+          <w:sz w:val="24"/>
+          <w:szCs w:val="24"/>
+        </w:rPr>
+        <w:t>mathematical formulas and expressions</w:t>
+      </w:r>
+      <w:r>
+        <w:rPr>
+          <w:rFonts w:asciiTheme="minorBidi" w:hAnsiTheme="minorBidi"/>
+          <w:sz w:val="24"/>
+          <w:szCs w:val="24"/>
+        </w:rPr>
+        <w:t xml:space="preserve"> under ideal conditions.</w:t>
       </w:r>
     </w:p>
     <w:p>
@@ -1454,8 +1427,320 @@
           <w:sz w:val="24"/>
           <w:szCs w:val="24"/>
         </w:rPr>
-        <w:t>Comprehensive user manuals and technical documentation must be provided for users and developers.</w:t>
-      </w:r>
+        <w:t xml:space="preserve">The system shall maintain a </w:t>
+      </w:r>
+      <w:r>
+        <w:rPr>
+          <w:rFonts w:asciiTheme="minorBidi" w:hAnsiTheme="minorBidi"/>
+          <w:b/>
+          <w:bCs/>
+          <w:sz w:val="24"/>
+          <w:szCs w:val="24"/>
+        </w:rPr>
+        <w:t>minimum of 80% overall accuracy</w:t>
+      </w:r>
+      <w:r>
+        <w:rPr>
+          <w:rFonts w:asciiTheme="minorBidi" w:hAnsiTheme="minorBidi"/>
+          <w:sz w:val="24"/>
+          <w:szCs w:val="24"/>
+        </w:rPr>
+        <w:t xml:space="preserve"> when processing low-resolution images, images with visual noise, or partially occluded text.</w:t>
+      </w:r>
+    </w:p>
+    <w:p>
+      <w:pPr>
+        <w:spacing w:line="256" w:lineRule="auto"/>
+        <w:rPr>
+          <w:rFonts w:asciiTheme="minorBidi" w:hAnsiTheme="minorBidi"/>
+          <w:b/>
+          <w:bCs/>
+          <w:sz w:val="24"/>
+          <w:szCs w:val="24"/>
+        </w:rPr>
+      </w:pPr>
+      <w:r>
+        <w:rPr>
+          <w:rFonts w:asciiTheme="minorBidi" w:hAnsiTheme="minorBidi"/>
+          <w:b/>
+          <w:bCs/>
+          <w:sz w:val="24"/>
+          <w:szCs w:val="24"/>
+        </w:rPr>
+        <w:t>4</w:t>
+      </w:r>
+      <w:r>
+        <w:rPr>
+          <w:rFonts w:asciiTheme="minorBidi" w:hAnsiTheme="minorBidi"/>
+          <w:b/>
+          <w:bCs/>
+          <w:sz w:val="24"/>
+          <w:szCs w:val="24"/>
+        </w:rPr>
+        <w:t xml:space="preserve">. </w:t>
+      </w:r>
+      <w:r>
+        <w:rPr>
+          <w:rFonts w:asciiTheme="minorBidi" w:hAnsiTheme="minorBidi"/>
+          <w:b/>
+          <w:bCs/>
+          <w:sz w:val="24"/>
+          <w:szCs w:val="24"/>
+        </w:rPr>
+        <w:t>Ease of Maintenance</w:t>
+      </w:r>
+    </w:p>
+    <w:p>
+      <w:pPr>
+        <w:pStyle w:val="ListParagraph"/>
+        <w:numPr>
+          <w:ilvl w:val="0"/>
+          <w:numId w:val="14"/>
+        </w:numPr>
+        <w:spacing w:line="256" w:lineRule="auto"/>
+        <w:rPr>
+          <w:rFonts w:asciiTheme="minorBidi" w:hAnsiTheme="minorBidi"/>
+          <w:b/>
+          <w:bCs/>
+          <w:sz w:val="24"/>
+          <w:szCs w:val="24"/>
+        </w:rPr>
+      </w:pPr>
+      <w:r>
+        <w:rPr>
+          <w:rFonts w:asciiTheme="minorBidi" w:hAnsiTheme="minorBidi"/>
+          <w:sz w:val="24"/>
+          <w:szCs w:val="24"/>
+        </w:rPr>
+        <w:t xml:space="preserve">The system architecture shall support </w:t>
+      </w:r>
+      <w:r>
+        <w:rPr>
+          <w:rFonts w:asciiTheme="minorBidi" w:hAnsiTheme="minorBidi"/>
+          <w:b/>
+          <w:bCs/>
+          <w:sz w:val="24"/>
+          <w:szCs w:val="24"/>
+        </w:rPr>
+        <w:t>modular updates</w:t>
+      </w:r>
+      <w:r>
+        <w:rPr>
+          <w:rFonts w:asciiTheme="minorBidi" w:hAnsiTheme="minorBidi"/>
+          <w:sz w:val="24"/>
+          <w:szCs w:val="24"/>
+        </w:rPr>
+        <w:t xml:space="preserve"> of OCR and mathematical recognition models without requiring a full system redeployment.</w:t>
+      </w:r>
+    </w:p>
+    <w:p>
+      <w:pPr>
+        <w:spacing w:line="256" w:lineRule="auto"/>
+        <w:rPr>
+          <w:rFonts w:asciiTheme="minorBidi" w:hAnsiTheme="minorBidi"/>
+          <w:b/>
+          <w:bCs/>
+          <w:sz w:val="24"/>
+          <w:szCs w:val="24"/>
+        </w:rPr>
+      </w:pPr>
+      <w:r>
+        <w:rPr>
+          <w:rFonts w:asciiTheme="minorBidi" w:hAnsiTheme="minorBidi"/>
+          <w:b/>
+          <w:bCs/>
+          <w:sz w:val="24"/>
+          <w:szCs w:val="24"/>
+        </w:rPr>
+        <w:t>5</w:t>
+      </w:r>
+      <w:r>
+        <w:rPr>
+          <w:rFonts w:asciiTheme="minorBidi" w:hAnsiTheme="minorBidi"/>
+          <w:b/>
+          <w:bCs/>
+          <w:sz w:val="24"/>
+          <w:szCs w:val="24"/>
+        </w:rPr>
+        <w:t>. Documentation</w:t>
+      </w:r>
+    </w:p>
+    <w:p>
+      <w:pPr>
+        <w:numPr>
+          <w:ilvl w:val="0"/>
+          <w:numId w:val="27"/>
+        </w:numPr>
+        <w:rPr>
+          <w:rFonts w:asciiTheme="minorBidi" w:hAnsiTheme="minorBidi"/>
+          <w:sz w:val="24"/>
+          <w:szCs w:val="24"/>
+        </w:rPr>
+      </w:pPr>
+      <w:r>
+        <w:rPr>
+          <w:rFonts w:asciiTheme="minorBidi" w:hAnsiTheme="minorBidi"/>
+          <w:sz w:val="24"/>
+          <w:szCs w:val="24"/>
+        </w:rPr>
+        <w:t xml:space="preserve">The system shall include a </w:t>
+      </w:r>
+      <w:r>
+        <w:rPr>
+          <w:rFonts w:asciiTheme="minorBidi" w:hAnsiTheme="minorBidi"/>
+          <w:b/>
+          <w:bCs/>
+          <w:sz w:val="24"/>
+          <w:szCs w:val="24"/>
+        </w:rPr>
+        <w:t>comprehensive user manual</w:t>
+      </w:r>
+      <w:r>
+        <w:rPr>
+          <w:rFonts w:asciiTheme="minorBidi" w:hAnsiTheme="minorBidi"/>
+          <w:sz w:val="24"/>
+          <w:szCs w:val="24"/>
+        </w:rPr>
+        <w:t xml:space="preserve"> detailing installation, usage, and export steps, in </w:t>
+      </w:r>
+      <w:r>
+        <w:rPr>
+          <w:rFonts w:asciiTheme="minorBidi" w:hAnsiTheme="minorBidi"/>
+          <w:b/>
+          <w:bCs/>
+          <w:sz w:val="24"/>
+          <w:szCs w:val="24"/>
+        </w:rPr>
+        <w:t>English</w:t>
+      </w:r>
+      <w:r>
+        <w:rPr>
+          <w:rFonts w:asciiTheme="minorBidi" w:hAnsiTheme="minorBidi"/>
+          <w:sz w:val="24"/>
+          <w:szCs w:val="24"/>
+        </w:rPr>
+        <w:t>.</w:t>
+      </w:r>
+    </w:p>
+    <w:p>
+      <w:pPr>
+        <w:numPr>
+          <w:ilvl w:val="0"/>
+          <w:numId w:val="27"/>
+        </w:numPr>
+        <w:rPr>
+          <w:rFonts w:asciiTheme="minorBidi" w:hAnsiTheme="minorBidi"/>
+          <w:sz w:val="24"/>
+          <w:szCs w:val="24"/>
+        </w:rPr>
+      </w:pPr>
+      <w:r>
+        <w:rPr>
+          <w:rFonts w:asciiTheme="minorBidi" w:hAnsiTheme="minorBidi"/>
+          <w:sz w:val="24"/>
+          <w:szCs w:val="24"/>
+        </w:rPr>
+        <w:t xml:space="preserve">A </w:t>
+      </w:r>
+      <w:r>
+        <w:rPr>
+          <w:rFonts w:asciiTheme="minorBidi" w:hAnsiTheme="minorBidi"/>
+          <w:b/>
+          <w:bCs/>
+          <w:sz w:val="24"/>
+          <w:szCs w:val="24"/>
+        </w:rPr>
+        <w:t>developer guide</w:t>
+      </w:r>
+      <w:r>
+        <w:rPr>
+          <w:rFonts w:asciiTheme="minorBidi" w:hAnsiTheme="minorBidi"/>
+          <w:sz w:val="24"/>
+          <w:szCs w:val="24"/>
+        </w:rPr>
+        <w:t xml:space="preserve"> shall be provided, including system architecture, model update instructions, API documentation, and data format descriptions.</w:t>
+      </w:r>
+    </w:p>
+    <w:p>
+      <w:pPr>
+        <w:numPr>
+          <w:ilvl w:val="0"/>
+          <w:numId w:val="27"/>
+        </w:numPr>
+        <w:rPr>
+          <w:rFonts w:asciiTheme="minorBidi" w:hAnsiTheme="minorBidi"/>
+          <w:sz w:val="24"/>
+          <w:szCs w:val="24"/>
+        </w:rPr>
+      </w:pPr>
+      <w:r>
+        <w:rPr>
+          <w:rFonts w:asciiTheme="minorBidi" w:hAnsiTheme="minorBidi"/>
+          <w:sz w:val="24"/>
+          <w:szCs w:val="24"/>
+        </w:rPr>
+        <w:t>All documentation must be version-controlled and updated with each major software release.</w:t>
+      </w:r>
+    </w:p>
+    <w:p>
+      <w:pPr>
+        <w:ind w:left="360"/>
+        <w:rPr>
+          <w:rFonts w:asciiTheme="minorBidi" w:hAnsiTheme="minorBidi"/>
+          <w:sz w:val="24"/>
+          <w:szCs w:val="24"/>
+        </w:rPr>
+      </w:pPr>
+    </w:p>
+    <w:p>
+      <w:pPr>
+        <w:ind w:left="360"/>
+        <w:rPr>
+          <w:rFonts w:asciiTheme="minorBidi" w:hAnsiTheme="minorBidi"/>
+          <w:sz w:val="24"/>
+          <w:szCs w:val="24"/>
+        </w:rPr>
+      </w:pPr>
+    </w:p>
+    <w:p>
+      <w:pPr>
+        <w:ind w:left="360"/>
+        <w:rPr>
+          <w:rFonts w:asciiTheme="minorBidi" w:hAnsiTheme="minorBidi"/>
+          <w:sz w:val="24"/>
+          <w:szCs w:val="24"/>
+        </w:rPr>
+      </w:pPr>
+    </w:p>
+    <w:p>
+      <w:pPr>
+        <w:ind w:left="360"/>
+        <w:rPr>
+          <w:rFonts w:asciiTheme="minorBidi" w:hAnsiTheme="minorBidi"/>
+          <w:sz w:val="24"/>
+          <w:szCs w:val="24"/>
+        </w:rPr>
+      </w:pPr>
+    </w:p>
+    <w:p>
+      <w:pPr>
+        <w:ind w:left="360"/>
+        <w:rPr>
+          <w:rFonts w:asciiTheme="minorBidi" w:hAnsiTheme="minorBidi"/>
+          <w:sz w:val="24"/>
+          <w:szCs w:val="24"/>
+        </w:rPr>
+      </w:pPr>
+    </w:p>
+    <w:p>
+      <w:pPr>
+        <w:ind w:left="360"/>
+        <w:rPr>
+          <w:rFonts w:asciiTheme="minorBidi" w:hAnsiTheme="minorBidi"/>
+          <w:sz w:val="24"/>
+          <w:szCs w:val="24"/>
+        </w:rPr>
+      </w:pPr>
     </w:p>
     <w:p>
       <w:pPr>
@@ -1485,6 +1770,7 @@
           <w:sz w:val="28"/>
           <w:szCs w:val="28"/>
         </w:rPr>
+        <w:lastRenderedPageBreak/>
         <w:t>Architectural Requirements</w:t>
       </w:r>
     </w:p>
@@ -1637,24 +1923,7 @@
           <w:sz w:val="24"/>
           <w:szCs w:val="24"/>
         </w:rPr>
-        <w:t xml:space="preserve">Response time for transcription: </w:t>
-      </w:r>
-      <w:r>
-        <w:rPr>
-          <w:rFonts w:asciiTheme="minorBidi" w:hAnsiTheme="minorBidi"/>
-          <w:sz w:val="24"/>
-          <w:szCs w:val="24"/>
-          <w:lang w:bidi="he-IL"/>
-        </w:rPr>
-        <w:t>r</w:t>
-      </w:r>
-      <w:r>
-        <w:rPr>
-          <w:rFonts w:asciiTheme="minorBidi" w:hAnsiTheme="minorBidi"/>
-          <w:sz w:val="24"/>
-          <w:szCs w:val="24"/>
-        </w:rPr>
-        <w:t>easonable time</w:t>
+        <w:t>Transcription should be completed within 2 seconds per frame for real-time processing</w:t>
       </w:r>
     </w:p>
     <w:p>
@@ -1684,61 +1953,6 @@
           <w:rFonts w:asciiTheme="minorBidi" w:hAnsiTheme="minorBidi"/>
           <w:b/>
           <w:bCs/>
-          <w:sz w:val="24"/>
-          <w:szCs w:val="24"/>
-        </w:rPr>
-      </w:pPr>
-    </w:p>
-    <w:p>
-      <w:pPr>
-        <w:rPr>
-          <w:rFonts w:asciiTheme="minorBidi" w:hAnsiTheme="minorBidi"/>
-          <w:b/>
-          <w:bCs/>
-          <w:sz w:val="24"/>
-          <w:szCs w:val="24"/>
-        </w:rPr>
-      </w:pPr>
-    </w:p>
-    <w:p>
-      <w:pPr>
-        <w:rPr>
-          <w:rFonts w:asciiTheme="minorBidi" w:hAnsiTheme="minorBidi"/>
-          <w:b/>
-          <w:bCs/>
-          <w:sz w:val="28"/>
-          <w:szCs w:val="28"/>
-        </w:rPr>
-      </w:pPr>
-    </w:p>
-    <w:p>
-      <w:pPr>
-        <w:rPr>
-          <w:rFonts w:asciiTheme="minorBidi" w:hAnsiTheme="minorBidi"/>
-          <w:b/>
-          <w:bCs/>
-          <w:sz w:val="28"/>
-          <w:szCs w:val="28"/>
-        </w:rPr>
-      </w:pPr>
-    </w:p>
-    <w:p>
-      <w:pPr>
-        <w:rPr>
-          <w:rFonts w:asciiTheme="minorBidi" w:hAnsiTheme="minorBidi"/>
-          <w:b/>
-          <w:bCs/>
-          <w:sz w:val="28"/>
-          <w:szCs w:val="28"/>
-        </w:rPr>
-      </w:pPr>
-    </w:p>
-    <w:p>
-      <w:pPr>
-        <w:rPr>
-          <w:rFonts w:asciiTheme="minorBidi" w:hAnsiTheme="minorBidi"/>
-          <w:b/>
-          <w:bCs/>
           <w:sz w:val="28"/>
           <w:szCs w:val="28"/>
         </w:rPr>
@@ -1935,7 +2149,9 @@
           <w:szCs w:val="28"/>
         </w:rPr>
       </w:pPr>
-      <w:r>
+    </w:p>
+    <w:p>
+      <w:pPr>
         <w:rPr>
           <w:rFonts w:asciiTheme="minorBidi" w:hAnsiTheme="minorBidi"/>
           <w:b/>
@@ -1943,78 +2159,6 @@
           <w:sz w:val="28"/>
           <w:szCs w:val="28"/>
         </w:rPr>
-        <w:t>Example Use Case</w:t>
-      </w:r>
-    </w:p>
-    <w:p>
-      <w:pPr>
-        <w:rPr>
-          <w:rFonts w:asciiTheme="minorBidi" w:hAnsiTheme="minorBidi"/>
-          <w:sz w:val="24"/>
-          <w:szCs w:val="24"/>
-        </w:rPr>
-      </w:pPr>
-      <w:r>
-        <w:rPr>
-          <w:rFonts w:asciiTheme="minorBidi" w:hAnsiTheme="minorBidi"/>
-          <w:b/>
-          <w:bCs/>
-          <w:sz w:val="24"/>
-          <w:szCs w:val="24"/>
-        </w:rPr>
-        <w:t>Scenario:</w:t>
-      </w:r>
-      <w:r>
-        <w:rPr>
-          <w:rFonts w:asciiTheme="minorBidi" w:hAnsiTheme="minorBidi"/>
-          <w:sz w:val="24"/>
-          <w:szCs w:val="24"/>
-        </w:rPr>
-        <w:t xml:space="preserve"> A student captures whiteboard content during a mathematics lecture. The system processes the visual data, recognizes mathematical formulas, and exports the transcription as a .pdf file. The student reviews and shares the document with classmates</w:t>
-      </w:r>
-    </w:p>
-    <w:p>
-      <w:pPr>
-        <w:rPr>
-          <w:rFonts w:asciiTheme="minorBidi" w:hAnsiTheme="minorBidi"/>
-          <w:sz w:val="24"/>
-          <w:szCs w:val="24"/>
-        </w:rPr>
-      </w:pPr>
-      <w:r>
-        <w:rPr>
-          <w:rFonts w:asciiTheme="minorBidi" w:hAnsiTheme="minorBidi"/>
-          <w:b/>
-          <w:bCs/>
-          <w:sz w:val="24"/>
-          <w:szCs w:val="24"/>
-        </w:rPr>
-        <w:t>Expected Outcome:</w:t>
-      </w:r>
-      <w:r>
-        <w:rPr>
-          <w:rFonts w:asciiTheme="minorBidi" w:hAnsiTheme="minorBidi"/>
-          <w:sz w:val="24"/>
-          <w:szCs w:val="24"/>
-        </w:rPr>
-        <w:t xml:space="preserve"> </w:t>
-      </w:r>
-      <w:r>
-        <w:rPr>
-          <w:rFonts w:asciiTheme="minorBidi" w:hAnsiTheme="minorBidi"/>
-          <w:sz w:val="24"/>
-          <w:szCs w:val="24"/>
-        </w:rPr>
-        <w:t>Accurate transcription of whiteboard content, exported in the preferred format, ready for collaborative use.</w:t>
-      </w:r>
-    </w:p>
-    <w:p>
-      <w:pPr>
-        <w:rPr>
-          <w:rFonts w:asciiTheme="minorBidi" w:hAnsiTheme="minorBidi"/>
-          <w:sz w:val="24"/>
-          <w:szCs w:val="24"/>
-        </w:rPr>
       </w:pPr>
     </w:p>
     <w:p>
@@ -2027,7 +2171,9 @@
           <w:szCs w:val="28"/>
         </w:rPr>
       </w:pPr>
-      <w:r>
+    </w:p>
+    <w:p>
+      <w:pPr>
         <w:rPr>
           <w:rFonts w:asciiTheme="minorBidi" w:hAnsiTheme="minorBidi"/>
           <w:b/>
@@ -2035,6 +2181,575 @@
           <w:sz w:val="28"/>
           <w:szCs w:val="28"/>
         </w:rPr>
+      </w:pPr>
+    </w:p>
+    <w:p>
+      <w:pPr>
+        <w:rPr>
+          <w:rFonts w:asciiTheme="minorBidi" w:hAnsiTheme="minorBidi"/>
+          <w:b/>
+          <w:bCs/>
+          <w:sz w:val="28"/>
+          <w:szCs w:val="28"/>
+        </w:rPr>
+      </w:pPr>
+    </w:p>
+    <w:p>
+      <w:pPr>
+        <w:rPr>
+          <w:rFonts w:asciiTheme="minorBidi" w:hAnsiTheme="minorBidi"/>
+          <w:b/>
+          <w:bCs/>
+          <w:sz w:val="28"/>
+          <w:szCs w:val="28"/>
+        </w:rPr>
+      </w:pPr>
+    </w:p>
+    <w:p>
+      <w:pPr>
+        <w:rPr>
+          <w:rFonts w:asciiTheme="minorBidi" w:hAnsiTheme="minorBidi"/>
+          <w:b/>
+          <w:bCs/>
+          <w:sz w:val="28"/>
+          <w:szCs w:val="28"/>
+        </w:rPr>
+      </w:pPr>
+    </w:p>
+    <w:p>
+      <w:pPr>
+        <w:rPr>
+          <w:rFonts w:asciiTheme="minorBidi" w:hAnsiTheme="minorBidi"/>
+          <w:b/>
+          <w:bCs/>
+          <w:sz w:val="28"/>
+          <w:szCs w:val="28"/>
+        </w:rPr>
+      </w:pPr>
+    </w:p>
+    <w:p>
+      <w:pPr>
+        <w:rPr>
+          <w:rFonts w:asciiTheme="minorBidi" w:hAnsiTheme="minorBidi"/>
+          <w:b/>
+          <w:bCs/>
+          <w:sz w:val="28"/>
+          <w:szCs w:val="28"/>
+        </w:rPr>
+      </w:pPr>
+      <w:r>
+        <w:rPr>
+          <w:rFonts w:asciiTheme="minorBidi" w:hAnsiTheme="minorBidi"/>
+          <w:b/>
+          <w:bCs/>
+          <w:sz w:val="28"/>
+          <w:szCs w:val="28"/>
+        </w:rPr>
+        <w:lastRenderedPageBreak/>
+        <w:t>Example Use Case</w:t>
+      </w:r>
+    </w:p>
+    <w:p>
+      <w:pPr>
+        <w:rPr>
+          <w:rFonts w:asciiTheme="minorBidi" w:hAnsiTheme="minorBidi"/>
+          <w:b/>
+          <w:bCs/>
+          <w:sz w:val="24"/>
+          <w:szCs w:val="24"/>
+        </w:rPr>
+      </w:pPr>
+      <w:r>
+        <w:rPr>
+          <w:rFonts w:asciiTheme="minorBidi" w:hAnsiTheme="minorBidi"/>
+          <w:b/>
+          <w:bCs/>
+          <w:sz w:val="24"/>
+          <w:szCs w:val="24"/>
+        </w:rPr>
+        <w:t>Use Case Name: Transcribe Mathematical Content from Whiteboard</w:t>
+      </w:r>
+      <w:r>
+        <w:rPr>
+          <w:rFonts w:asciiTheme="minorBidi" w:hAnsiTheme="minorBidi"/>
+          <w:b/>
+          <w:bCs/>
+          <w:sz w:val="24"/>
+          <w:szCs w:val="24"/>
+        </w:rPr>
+        <w:br/>
+        <w:t>Primary Actor: Student</w:t>
+      </w:r>
+      <w:r>
+        <w:rPr>
+          <w:rFonts w:asciiTheme="minorBidi" w:hAnsiTheme="minorBidi"/>
+          <w:b/>
+          <w:bCs/>
+          <w:sz w:val="24"/>
+          <w:szCs w:val="24"/>
+        </w:rPr>
+        <w:br/>
+        <w:t>Stakeholders and Interests:</w:t>
+      </w:r>
+    </w:p>
+    <w:p>
+      <w:pPr>
+        <w:numPr>
+          <w:ilvl w:val="0"/>
+          <w:numId w:val="28"/>
+        </w:numPr>
+        <w:rPr>
+          <w:rFonts w:asciiTheme="minorBidi" w:hAnsiTheme="minorBidi"/>
+          <w:b/>
+          <w:bCs/>
+          <w:sz w:val="24"/>
+          <w:szCs w:val="24"/>
+        </w:rPr>
+      </w:pPr>
+      <w:r>
+        <w:rPr>
+          <w:rFonts w:asciiTheme="minorBidi" w:hAnsiTheme="minorBidi"/>
+          <w:b/>
+          <w:bCs/>
+          <w:sz w:val="24"/>
+          <w:szCs w:val="24"/>
+        </w:rPr>
+        <w:t>Student: Wants accurate and fast transcription of whiteboard content for studying and sharing.</w:t>
+      </w:r>
+    </w:p>
+    <w:p>
+      <w:pPr>
+        <w:numPr>
+          <w:ilvl w:val="0"/>
+          <w:numId w:val="28"/>
+        </w:numPr>
+        <w:rPr>
+          <w:rFonts w:asciiTheme="minorBidi" w:hAnsiTheme="minorBidi"/>
+          <w:b/>
+          <w:bCs/>
+          <w:sz w:val="24"/>
+          <w:szCs w:val="24"/>
+        </w:rPr>
+      </w:pPr>
+      <w:r>
+        <w:rPr>
+          <w:rFonts w:asciiTheme="minorBidi" w:hAnsiTheme="minorBidi"/>
+          <w:b/>
+          <w:bCs/>
+          <w:sz w:val="24"/>
+          <w:szCs w:val="24"/>
+        </w:rPr>
+        <w:t>Educator: Benefits from improved knowledge retention by students.</w:t>
+      </w:r>
+    </w:p>
+    <w:p>
+      <w:pPr>
+        <w:rPr>
+          <w:rFonts w:asciiTheme="minorBidi" w:hAnsiTheme="minorBidi"/>
+          <w:b/>
+          <w:bCs/>
+          <w:sz w:val="24"/>
+          <w:szCs w:val="24"/>
+        </w:rPr>
+      </w:pPr>
+      <w:r>
+        <w:rPr>
+          <w:rFonts w:asciiTheme="minorBidi" w:hAnsiTheme="minorBidi"/>
+          <w:b/>
+          <w:bCs/>
+          <w:sz w:val="24"/>
+          <w:szCs w:val="24"/>
+        </w:rPr>
+        <w:t>Preconditions:</w:t>
+      </w:r>
+    </w:p>
+    <w:p>
+      <w:pPr>
+        <w:numPr>
+          <w:ilvl w:val="0"/>
+          <w:numId w:val="29"/>
+        </w:numPr>
+        <w:rPr>
+          <w:rFonts w:asciiTheme="minorBidi" w:hAnsiTheme="minorBidi"/>
+          <w:b/>
+          <w:bCs/>
+          <w:sz w:val="24"/>
+          <w:szCs w:val="24"/>
+        </w:rPr>
+      </w:pPr>
+      <w:r>
+        <w:rPr>
+          <w:rFonts w:asciiTheme="minorBidi" w:hAnsiTheme="minorBidi"/>
+          <w:b/>
+          <w:bCs/>
+          <w:sz w:val="24"/>
+          <w:szCs w:val="24"/>
+        </w:rPr>
+        <w:t>The student has access to a device (camera or smartphone) capturing the whiteboard in real time or as a recording.</w:t>
+      </w:r>
+    </w:p>
+    <w:p>
+      <w:pPr>
+        <w:numPr>
+          <w:ilvl w:val="0"/>
+          <w:numId w:val="29"/>
+        </w:numPr>
+        <w:rPr>
+          <w:rFonts w:asciiTheme="minorBidi" w:hAnsiTheme="minorBidi"/>
+          <w:b/>
+          <w:bCs/>
+          <w:sz w:val="24"/>
+          <w:szCs w:val="24"/>
+        </w:rPr>
+      </w:pPr>
+      <w:r>
+        <w:rPr>
+          <w:rFonts w:asciiTheme="minorBidi" w:hAnsiTheme="minorBidi"/>
+          <w:b/>
+          <w:bCs/>
+          <w:sz w:val="24"/>
+          <w:szCs w:val="24"/>
+        </w:rPr>
+        <w:t>The system is installed and accessible to the student.</w:t>
+      </w:r>
+    </w:p>
+    <w:p>
+      <w:pPr>
+        <w:rPr>
+          <w:rFonts w:asciiTheme="minorBidi" w:hAnsiTheme="minorBidi"/>
+          <w:b/>
+          <w:bCs/>
+          <w:sz w:val="24"/>
+          <w:szCs w:val="24"/>
+        </w:rPr>
+      </w:pPr>
+      <w:r>
+        <w:rPr>
+          <w:rFonts w:asciiTheme="minorBidi" w:hAnsiTheme="minorBidi"/>
+          <w:b/>
+          <w:bCs/>
+          <w:sz w:val="24"/>
+          <w:szCs w:val="24"/>
+        </w:rPr>
+        <w:t>Basic Flow:</w:t>
+      </w:r>
+    </w:p>
+    <w:p>
+      <w:pPr>
+        <w:numPr>
+          <w:ilvl w:val="0"/>
+          <w:numId w:val="30"/>
+        </w:numPr>
+        <w:rPr>
+          <w:rFonts w:asciiTheme="minorBidi" w:hAnsiTheme="minorBidi"/>
+          <w:b/>
+          <w:bCs/>
+          <w:sz w:val="24"/>
+          <w:szCs w:val="24"/>
+        </w:rPr>
+      </w:pPr>
+      <w:r>
+        <w:rPr>
+          <w:rFonts w:asciiTheme="minorBidi" w:hAnsiTheme="minorBidi"/>
+          <w:b/>
+          <w:bCs/>
+          <w:sz w:val="24"/>
+          <w:szCs w:val="24"/>
+        </w:rPr>
+        <w:t>The student starts the system and uploads or streams the video of the whiteboard.</w:t>
+      </w:r>
+    </w:p>
+    <w:p>
+      <w:pPr>
+        <w:numPr>
+          <w:ilvl w:val="0"/>
+          <w:numId w:val="30"/>
+        </w:numPr>
+        <w:rPr>
+          <w:rFonts w:asciiTheme="minorBidi" w:hAnsiTheme="minorBidi"/>
+          <w:b/>
+          <w:bCs/>
+          <w:sz w:val="24"/>
+          <w:szCs w:val="24"/>
+        </w:rPr>
+      </w:pPr>
+      <w:r>
+        <w:rPr>
+          <w:rFonts w:asciiTheme="minorBidi" w:hAnsiTheme="minorBidi"/>
+          <w:b/>
+          <w:bCs/>
+          <w:sz w:val="24"/>
+          <w:szCs w:val="24"/>
+        </w:rPr>
+        <w:t>The system extracts frames and applies preprocessing (noise reduction, contrast enhancement).</w:t>
+      </w:r>
+    </w:p>
+    <w:p>
+      <w:pPr>
+        <w:numPr>
+          <w:ilvl w:val="0"/>
+          <w:numId w:val="30"/>
+        </w:numPr>
+        <w:rPr>
+          <w:rFonts w:asciiTheme="minorBidi" w:hAnsiTheme="minorBidi"/>
+          <w:b/>
+          <w:bCs/>
+          <w:sz w:val="24"/>
+          <w:szCs w:val="24"/>
+        </w:rPr>
+      </w:pPr>
+      <w:r>
+        <w:rPr>
+          <w:rFonts w:asciiTheme="minorBidi" w:hAnsiTheme="minorBidi"/>
+          <w:b/>
+          <w:bCs/>
+          <w:sz w:val="24"/>
+          <w:szCs w:val="24"/>
+        </w:rPr>
+        <w:t>OCR and mathematical recognition modules analyze the frames and transcribe text and symbols.</w:t>
+      </w:r>
+    </w:p>
+    <w:p>
+      <w:pPr>
+        <w:numPr>
+          <w:ilvl w:val="0"/>
+          <w:numId w:val="30"/>
+        </w:numPr>
+        <w:rPr>
+          <w:rFonts w:asciiTheme="minorBidi" w:hAnsiTheme="minorBidi"/>
+          <w:b/>
+          <w:bCs/>
+          <w:sz w:val="24"/>
+          <w:szCs w:val="24"/>
+        </w:rPr>
+      </w:pPr>
+      <w:r>
+        <w:rPr>
+          <w:rFonts w:asciiTheme="minorBidi" w:hAnsiTheme="minorBidi"/>
+          <w:b/>
+          <w:bCs/>
+          <w:sz w:val="24"/>
+          <w:szCs w:val="24"/>
+        </w:rPr>
+        <w:t>The student previews the transcribed content.</w:t>
+      </w:r>
+    </w:p>
+    <w:p>
+      <w:pPr>
+        <w:numPr>
+          <w:ilvl w:val="0"/>
+          <w:numId w:val="30"/>
+        </w:numPr>
+        <w:rPr>
+          <w:rFonts w:asciiTheme="minorBidi" w:hAnsiTheme="minorBidi"/>
+          <w:b/>
+          <w:bCs/>
+          <w:sz w:val="24"/>
+          <w:szCs w:val="24"/>
+        </w:rPr>
+      </w:pPr>
+      <w:r>
+        <w:rPr>
+          <w:rFonts w:asciiTheme="minorBidi" w:hAnsiTheme="minorBidi"/>
+          <w:b/>
+          <w:bCs/>
+          <w:sz w:val="24"/>
+          <w:szCs w:val="24"/>
+        </w:rPr>
+        <w:t>The student exports the content as a .pdf file.</w:t>
+      </w:r>
+    </w:p>
+    <w:p>
+      <w:pPr>
+        <w:rPr>
+          <w:rFonts w:asciiTheme="minorBidi" w:hAnsiTheme="minorBidi"/>
+          <w:b/>
+          <w:bCs/>
+          <w:sz w:val="24"/>
+          <w:szCs w:val="24"/>
+        </w:rPr>
+      </w:pPr>
+      <w:r>
+        <w:rPr>
+          <w:rFonts w:asciiTheme="minorBidi" w:hAnsiTheme="minorBidi"/>
+          <w:b/>
+          <w:bCs/>
+          <w:sz w:val="24"/>
+          <w:szCs w:val="24"/>
+        </w:rPr>
+        <w:t>Alternate Flows:</w:t>
+      </w:r>
+    </w:p>
+    <w:p>
+      <w:pPr>
+        <w:numPr>
+          <w:ilvl w:val="0"/>
+          <w:numId w:val="31"/>
+        </w:numPr>
+        <w:rPr>
+          <w:rFonts w:asciiTheme="minorBidi" w:hAnsiTheme="minorBidi"/>
+          <w:b/>
+          <w:bCs/>
+          <w:sz w:val="24"/>
+          <w:szCs w:val="24"/>
+        </w:rPr>
+      </w:pPr>
+      <w:r>
+        <w:rPr>
+          <w:rFonts w:asciiTheme="minorBidi" w:hAnsiTheme="minorBidi"/>
+          <w:b/>
+          <w:bCs/>
+          <w:sz w:val="24"/>
+          <w:szCs w:val="24"/>
+        </w:rPr>
+        <w:t>AF1 – Manual Correction: If the student notices transcription errors, they can manually edit the transcribed content before export.</w:t>
+      </w:r>
+    </w:p>
+    <w:p>
+      <w:pPr>
+        <w:numPr>
+          <w:ilvl w:val="0"/>
+          <w:numId w:val="31"/>
+        </w:numPr>
+        <w:rPr>
+          <w:rFonts w:asciiTheme="minorBidi" w:hAnsiTheme="minorBidi"/>
+          <w:b/>
+          <w:bCs/>
+          <w:sz w:val="24"/>
+          <w:szCs w:val="24"/>
+        </w:rPr>
+      </w:pPr>
+      <w:r>
+        <w:rPr>
+          <w:rFonts w:asciiTheme="minorBidi" w:hAnsiTheme="minorBidi"/>
+          <w:b/>
+          <w:bCs/>
+          <w:sz w:val="24"/>
+          <w:szCs w:val="24"/>
+        </w:rPr>
+        <w:t>AF2 – Export to Other Formats: The student can choose to export in .docx or .txt instead of .pdf.</w:t>
+      </w:r>
+    </w:p>
+    <w:p>
+      <w:pPr>
+        <w:rPr>
+          <w:rFonts w:asciiTheme="minorBidi" w:hAnsiTheme="minorBidi"/>
+          <w:b/>
+          <w:bCs/>
+          <w:sz w:val="24"/>
+          <w:szCs w:val="24"/>
+        </w:rPr>
+      </w:pPr>
+      <w:r>
+        <w:rPr>
+          <w:rFonts w:asciiTheme="minorBidi" w:hAnsiTheme="minorBidi"/>
+          <w:b/>
+          <w:bCs/>
+          <w:sz w:val="24"/>
+          <w:szCs w:val="24"/>
+        </w:rPr>
+        <w:t>Postconditions:</w:t>
+      </w:r>
+    </w:p>
+    <w:p>
+      <w:pPr>
+        <w:numPr>
+          <w:ilvl w:val="0"/>
+          <w:numId w:val="32"/>
+        </w:numPr>
+        <w:rPr>
+          <w:rFonts w:asciiTheme="minorBidi" w:hAnsiTheme="minorBidi"/>
+          <w:b/>
+          <w:bCs/>
+          <w:sz w:val="24"/>
+          <w:szCs w:val="24"/>
+        </w:rPr>
+      </w:pPr>
+      <w:r>
+        <w:rPr>
+          <w:rFonts w:asciiTheme="minorBidi" w:hAnsiTheme="minorBidi"/>
+          <w:b/>
+          <w:bCs/>
+          <w:sz w:val="24"/>
+          <w:szCs w:val="24"/>
+        </w:rPr>
+        <w:t>The transcription is saved in the selected format and available for review or sharing.</w:t>
+      </w:r>
+    </w:p>
+    <w:p>
+      <w:pPr>
+        <w:rPr>
+          <w:rFonts w:asciiTheme="minorBidi" w:hAnsiTheme="minorBidi"/>
+          <w:b/>
+          <w:bCs/>
+          <w:sz w:val="24"/>
+          <w:szCs w:val="24"/>
+        </w:rPr>
+      </w:pPr>
+      <w:r>
+        <w:rPr>
+          <w:rFonts w:asciiTheme="minorBidi" w:hAnsiTheme="minorBidi"/>
+          <w:b/>
+          <w:bCs/>
+          <w:sz w:val="24"/>
+          <w:szCs w:val="24"/>
+        </w:rPr>
+        <w:t>Success Guarantee (Expected Outcome):</w:t>
+      </w:r>
+    </w:p>
+    <w:p>
+      <w:pPr>
+        <w:numPr>
+          <w:ilvl w:val="0"/>
+          <w:numId w:val="33"/>
+        </w:numPr>
+        <w:rPr>
+          <w:rFonts w:asciiTheme="minorBidi" w:hAnsiTheme="minorBidi"/>
+          <w:b/>
+          <w:bCs/>
+          <w:sz w:val="24"/>
+          <w:szCs w:val="24"/>
+        </w:rPr>
+      </w:pPr>
+      <w:r>
+        <w:rPr>
+          <w:rFonts w:asciiTheme="minorBidi" w:hAnsiTheme="minorBidi"/>
+          <w:b/>
+          <w:bCs/>
+          <w:sz w:val="24"/>
+          <w:szCs w:val="24"/>
+        </w:rPr>
+        <w:t>The student receives an accurate, well-formatted digital version of the whiteboard content, including mathematical expressions.</w:t>
+      </w:r>
+    </w:p>
+    <w:p>
+      <w:pPr>
+        <w:rPr>
+          <w:rFonts w:asciiTheme="minorBidi" w:hAnsiTheme="minorBidi"/>
+          <w:sz w:val="24"/>
+          <w:szCs w:val="24"/>
+        </w:rPr>
+      </w:pPr>
+    </w:p>
+    <w:p>
+      <w:pPr>
+        <w:rPr>
+          <w:rFonts w:asciiTheme="minorBidi" w:hAnsiTheme="minorBidi"/>
+          <w:b/>
+          <w:bCs/>
+          <w:sz w:val="28"/>
+          <w:szCs w:val="28"/>
+        </w:rPr>
+      </w:pPr>
+      <w:r>
+        <w:rPr>
+          <w:rFonts w:asciiTheme="minorBidi" w:hAnsiTheme="minorBidi"/>
+          <w:b/>
+          <w:bCs/>
+          <w:sz w:val="28"/>
+          <w:szCs w:val="28"/>
+        </w:rPr>
+        <w:lastRenderedPageBreak/>
         <w:t>Conclusion</w:t>
       </w:r>
     </w:p>
@@ -2044,6 +2759,7 @@
           <w:rFonts w:asciiTheme="minorBidi" w:hAnsiTheme="minorBidi"/>
           <w:sz w:val="24"/>
           <w:szCs w:val="24"/>
+          <w:lang w:bidi="he-IL"/>
         </w:rPr>
       </w:pPr>
       <w:r>
@@ -2054,6 +2770,35 @@
         </w:rPr>
         <w:t>The Real-Time Whiteboard Transcription System will simplify the documentation process for lectures and meetings, ensuring accessibility and efficiency. Leveraging advanced OCR and AI technologies, the system provides an adaptable and user-friendly solution for diverse transcription needs.</w:t>
       </w:r>
+      <w:r>
+        <w:rPr>
+          <w:rFonts w:asciiTheme="minorBidi" w:hAnsiTheme="minorBidi"/>
+          <w:sz w:val="24"/>
+          <w:szCs w:val="24"/>
+          <w:rtl/>
+          <w:lang w:bidi="he-IL"/>
+        </w:rPr>
+        <w:br/>
+      </w:r>
+      <w:r>
+        <w:rPr>
+          <w:rFonts w:asciiTheme="minorBidi" w:hAnsiTheme="minorBidi"/>
+          <w:sz w:val="24"/>
+          <w:szCs w:val="24"/>
+          <w:lang w:bidi="he-IL"/>
+        </w:rPr>
+        <w:t>The system aims to bridge the gap between traditional board-based teaching and modern digital learning tools, improving accessibility, documentation quality, and overall learning experience.</w:t>
+      </w:r>
+    </w:p>
+    <w:p>
+      <w:pPr>
+        <w:rPr>
+          <w:rFonts w:asciiTheme="minorBidi" w:hAnsiTheme="minorBidi" w:hint="cs"/>
+          <w:sz w:val="24"/>
+          <w:szCs w:val="24"/>
+          <w:lang w:bidi="he-IL"/>
+        </w:rPr>
+      </w:pPr>
     </w:p>
     <w:p>
       <w:pPr>
@@ -2075,8 +2820,157 @@
 </file>
 
 <file path=word/numbering.xml><?xml version="1.0" encoding="utf-8"?>
-<w:numbering xmlns:wpc="http://schemas.microsoft.com/office/word/2010/wordprocessingCanvas" xmlns:cx="http://schemas.microsoft.com/office/drawing/2014/chartex" xmlns:cx1="http://schemas.microsoft.com/office/drawing/2015/9/8/chartex" xmlns:cx2="http://schemas.microsoft.com/office/drawing/2015/10/21/chartex" xmlns:cx3="http://schemas.microsoft.com/office/drawing/2016/5/9/chartex" xmlns:cx4="http://schemas.microsoft.com/office/drawing/2016/5/10/chartex" xmlns:cx5="http://schemas.microsoft.com/office/drawing/2016/5/11/chartex" xmlns:cx6="http://schemas.microsoft.com/office/drawing/2016/5/12/chartex" xmlns:cx7="http://schemas.microsoft.com/office/drawing/2016/5/13/chartex" xmlns:cx8="http://schemas.microsoft.com/office/drawing/2016/5/14/chartex" xmlns:mc="http://schemas.openxmlformats.org/markup-compatibility/2006" xmlns:aink="http://schemas.microsoft.com/office/drawing/2016/ink" xmlns:am3d="http://schemas.microsoft.com/office/drawing/2017/model3d" xmlns:o="urn:schemas-microsoft-com:office:office" xmlns:oel="http://schemas.microsoft.com/office/2019/extlst" xmlns:r="http://schemas.openxmlformats.org/officeDocument/2006/relationships" xmlns:m="http://schemas.openxmlformats.org/officeDocument/2006/math" xmlns:v="urn:schemas-microsoft-com:vml" xmlns:wp14="http://schemas.microsoft.com/office/word/2010/wordprocessingDrawing" xmlns:wp="http://schemas.openxmlformats.org/drawingml/2006/wordprocessingDrawing" xmlns:w10="urn:schemas-microsoft-com:office:word" xmlns:w="http://schemas.openxmlformats.org/wordprocessingml/2006/main" xmlns:w14="http://schemas.microsoft.com/office/word/2010/wordml" xmlns:w15="http://schemas.microsoft.com/office/word/2012/wordml" xmlns:w16cex="http://schemas.microsoft.com/office/word/2018/wordml/cex" xmlns:w16cid="http://schemas.microsoft.com/office/word/2016/wordml/cid" xmlns:w16="http://schemas.microsoft.com/office/word/2018/wordml" xmlns:w16du="http://schemas.microsoft.com/office/word/2023/wordml/word16du" xmlns:w16sdtdh="http://schemas.microsoft.com/office/word/2020/wordml/sdtdatahash" xmlns:w16se="http://schemas.microsoft.com/office/word/2015/wordml/symex" xmlns:wpg="http://schemas.microsoft.com/office/word/2010/wordprocessingGroup" xmlns:wpi="http://schemas.microsoft.com/office/word/2010/wordprocessingInk" xmlns:wne="http://schemas.microsoft.com/office/word/2006/wordml" xmlns:wps="http://schemas.microsoft.com/office/word/2010/wordprocessingShape" mc:Ignorable="w14 w15 w16se w16cid w16 w16cex w16sdtdh w16du wp14">
+<w:numbering xmlns:wpc="http://schemas.microsoft.com/office/word/2010/wordprocessingCanvas" xmlns:cx="http://schemas.microsoft.com/office/drawing/2014/chartex" xmlns:cx1="http://schemas.microsoft.com/office/drawing/2015/9/8/chartex" xmlns:cx2="http://schemas.microsoft.com/office/drawing/2015/10/21/chartex" xmlns:cx3="http://schemas.microsoft.com/office/drawing/2016/5/9/chartex" xmlns:cx4="http://schemas.microsoft.com/office/drawing/2016/5/10/chartex" xmlns:cx5="http://schemas.microsoft.com/office/drawing/2016/5/11/chartex" xmlns:cx6="http://schemas.microsoft.com/office/drawing/2016/5/12/chartex" xmlns:cx7="http://schemas.microsoft.com/office/drawing/2016/5/13/chartex" xmlns:cx8="http://schemas.microsoft.com/office/drawing/2016/5/14/chartex" xmlns:mc="http://schemas.openxmlformats.org/markup-compatibility/2006" xmlns:aink="http://schemas.microsoft.com/office/drawing/2016/ink" xmlns:am3d="http://schemas.microsoft.com/office/drawing/2017/model3d" xmlns:o="urn:schemas-microsoft-com:office:office" xmlns:oel="http://schemas.microsoft.com/office/2019/extlst" xmlns:r="http://schemas.openxmlformats.org/officeDocument/2006/relationships" xmlns:m="http://schemas.openxmlformats.org/officeDocument/2006/math" xmlns:v="urn:schemas-microsoft-com:vml" xmlns:wp14="http://schemas.microsoft.com/office/word/2010/wordprocessingDrawing" xmlns:wp="http://schemas.openxmlformats.org/drawingml/2006/wordprocessingDrawing" xmlns:w10="urn:schemas-microsoft-com:office:word" xmlns:w="http://schemas.openxmlformats.org/wordprocessingml/2006/main" xmlns:w14="http://schemas.microsoft.com/office/word/2010/wordml" xmlns:w15="http://schemas.microsoft.com/office/word/2012/wordml" xmlns:w16cex="http://schemas.microsoft.com/office/word/2018/wordml/cex" xmlns:w16cid="http://schemas.microsoft.com/office/word/2016/wordml/cid" xmlns:w16="http://schemas.microsoft.com/office/word/2018/wordml" xmlns:w16du="http://schemas.microsoft.com/office/word/2023/wordml/word16du" xmlns:w16sdtdh="http://schemas.microsoft.com/office/word/2020/wordml/sdtdatahash" xmlns:w16sdtfl="http://schemas.microsoft.com/office/word/2024/wordml/sdtformatlock" xmlns:w16se="http://schemas.microsoft.com/office/word/2015/wordml/symex" xmlns:wpg="http://schemas.microsoft.com/office/word/2010/wordprocessingGroup" xmlns:wpi="http://schemas.microsoft.com/office/word/2010/wordprocessingInk" xmlns:wne="http://schemas.microsoft.com/office/word/2006/wordml" xmlns:wps="http://schemas.microsoft.com/office/word/2010/wordprocessingShape" mc:Ignorable="w14 w15 w16se w16cid w16 w16cex w16sdtdh w16sdtfl w16du wp14">
   <w:abstractNum w:abstractNumId="0" w15:restartNumberingAfterBreak="0">
+    <w:nsid w:val="08525319"/>
+    <w:multiLevelType w:val="multilevel"/>
+    <w:tmpl w:val="63D45B7E"/>
+    <w:lvl w:ilvl="0">
+      <w:start w:val="1"/>
+      <w:numFmt w:val="bullet"/>
+      <w:lvlText w:val=""/>
+      <w:lvlJc w:val="left"/>
+      <w:pPr>
+        <w:tabs>
+          <w:tab w:val="num" w:pos="720"/>
+        </w:tabs>
+        <w:ind w:left="720" w:hanging="360"/>
+      </w:pPr>
+      <w:rPr>
+        <w:rFonts w:ascii="Symbol" w:hAnsi="Symbol" w:hint="default"/>
+        <w:sz w:val="20"/>
+      </w:rPr>
+    </w:lvl>
+    <w:lvl w:ilvl="1" w:tentative="1">
+      <w:start w:val="1"/>
+      <w:numFmt w:val="bullet"/>
+      <w:lvlText w:val="o"/>
+      <w:lvlJc w:val="left"/>
+      <w:pPr>
+        <w:tabs>
+          <w:tab w:val="num" w:pos="1440"/>
+        </w:tabs>
+        <w:ind w:left="1440" w:hanging="360"/>
+      </w:pPr>
+      <w:rPr>
+        <w:rFonts w:ascii="Courier New" w:hAnsi="Courier New" w:hint="default"/>
+        <w:sz w:val="20"/>
+      </w:rPr>
+    </w:lvl>
+    <w:lvl w:ilvl="2" w:tentative="1">
+      <w:start w:val="1"/>
+      <w:numFmt w:val="bullet"/>
+      <w:lvlText w:val=""/>
+      <w:lvlJc w:val="left"/>
+      <w:pPr>
+        <w:tabs>
+          <w:tab w:val="num" w:pos="2160"/>
+        </w:tabs>
+        <w:ind w:left="2160" w:hanging="360"/>
+      </w:pPr>
+      <w:rPr>
+        <w:rFonts w:ascii="Wingdings" w:hAnsi="Wingdings" w:hint="default"/>
+        <w:sz w:val="20"/>
+      </w:rPr>
+    </w:lvl>
+    <w:lvl w:ilvl="3" w:tentative="1">
+      <w:start w:val="1"/>
+      <w:numFmt w:val="bullet"/>
+      <w:lvlText w:val=""/>
+      <w:lvlJc w:val="left"/>
+      <w:pPr>
+        <w:tabs>
+          <w:tab w:val="num" w:pos="2880"/>
+        </w:tabs>
+        <w:ind w:left="2880" w:hanging="360"/>
+      </w:pPr>
+      <w:rPr>
+        <w:rFonts w:ascii="Wingdings" w:hAnsi="Wingdings" w:hint="default"/>
+        <w:sz w:val="20"/>
+      </w:rPr>
+    </w:lvl>
+    <w:lvl w:ilvl="4" w:tentative="1">
+      <w:start w:val="1"/>
+      <w:numFmt w:val="bullet"/>
+      <w:lvlText w:val=""/>
+      <w:lvlJc w:val="left"/>
+      <w:pPr>
+        <w:tabs>
+          <w:tab w:val="num" w:pos="3600"/>
+        </w:tabs>
+        <w:ind w:left="3600" w:hanging="360"/>
+      </w:pPr>
+      <w:rPr>
+        <w:rFonts w:ascii="Wingdings" w:hAnsi="Wingdings" w:hint="default"/>
+        <w:sz w:val="20"/>
+      </w:rPr>
+    </w:lvl>
+    <w:lvl w:ilvl="5" w:tentative="1">
+      <w:start w:val="1"/>
+      <w:numFmt w:val="bullet"/>
+      <w:lvlText w:val=""/>
+      <w:lvlJc w:val="left"/>
+      <w:pPr>
+        <w:tabs>
+          <w:tab w:val="num" w:pos="4320"/>
+        </w:tabs>
+        <w:ind w:left="4320" w:hanging="360"/>
+      </w:pPr>
+      <w:rPr>
+        <w:rFonts w:ascii="Wingdings" w:hAnsi="Wingdings" w:hint="default"/>
+        <w:sz w:val="20"/>
+      </w:rPr>
+    </w:lvl>
+    <w:lvl w:ilvl="6" w:tentative="1">
+      <w:start w:val="1"/>
+      <w:numFmt w:val="bullet"/>
+      <w:lvlText w:val=""/>
+      <w:lvlJc w:val="left"/>
+      <w:pPr>
+        <w:tabs>
+          <w:tab w:val="num" w:pos="5040"/>
+        </w:tabs>
+        <w:ind w:left="5040" w:hanging="360"/>
+      </w:pPr>
+      <w:rPr>
+        <w:rFonts w:ascii="Wingdings" w:hAnsi="Wingdings" w:hint="default"/>
+        <w:sz w:val="20"/>
+      </w:rPr>
+    </w:lvl>
+    <w:lvl w:ilvl="7" w:tentative="1">
+      <w:start w:val="1"/>
+      <w:numFmt w:val="bullet"/>
+      <w:lvlText w:val=""/>
+      <w:lvlJc w:val="left"/>
+      <w:pPr>
+        <w:tabs>
+          <w:tab w:val="num" w:pos="5760"/>
+        </w:tabs>
+        <w:ind w:left="5760" w:hanging="360"/>
+      </w:pPr>
+      <w:rPr>
+        <w:rFonts w:ascii="Wingdings" w:hAnsi="Wingdings" w:hint="default"/>
+        <w:sz w:val="20"/>
+      </w:rPr>
+    </w:lvl>
+    <w:lvl w:ilvl="8" w:tentative="1">
+      <w:start w:val="1"/>
+      <w:numFmt w:val="bullet"/>
+      <w:lvlText w:val=""/>
+      <w:lvlJc w:val="left"/>
+      <w:pPr>
+        <w:tabs>
+          <w:tab w:val="num" w:pos="6480"/>
+        </w:tabs>
+        <w:ind w:left="6480" w:hanging="360"/>
+      </w:pPr>
+      <w:rPr>
+        <w:rFonts w:ascii="Wingdings" w:hAnsi="Wingdings" w:hint="default"/>
+        <w:sz w:val="20"/>
+      </w:rPr>
+    </w:lvl>
+  </w:abstractNum>
+  <w:abstractNum w:abstractNumId="1" w15:restartNumberingAfterBreak="0">
     <w:nsid w:val="0A336EB8"/>
     <w:multiLevelType w:val="multilevel"/>
     <w:tmpl w:val="C45A384E"/>
@@ -2225,7 +3119,7 @@
       </w:rPr>
     </w:lvl>
   </w:abstractNum>
-  <w:abstractNum w:abstractNumId="1" w15:restartNumberingAfterBreak="0">
+  <w:abstractNum w:abstractNumId="2" w15:restartNumberingAfterBreak="0">
     <w:nsid w:val="1F425ACD"/>
     <w:multiLevelType w:val="multilevel"/>
     <w:tmpl w:val="741E3268"/>
@@ -2371,7 +3265,156 @@
       </w:rPr>
     </w:lvl>
   </w:abstractNum>
-  <w:abstractNum w:abstractNumId="2" w15:restartNumberingAfterBreak="0">
+  <w:abstractNum w:abstractNumId="3" w15:restartNumberingAfterBreak="0">
+    <w:nsid w:val="26CB77BB"/>
+    <w:multiLevelType w:val="multilevel"/>
+    <w:tmpl w:val="08E0B682"/>
+    <w:lvl w:ilvl="0">
+      <w:start w:val="1"/>
+      <w:numFmt w:val="bullet"/>
+      <w:lvlText w:val=""/>
+      <w:lvlJc w:val="left"/>
+      <w:pPr>
+        <w:tabs>
+          <w:tab w:val="num" w:pos="720"/>
+        </w:tabs>
+        <w:ind w:left="720" w:hanging="360"/>
+      </w:pPr>
+      <w:rPr>
+        <w:rFonts w:ascii="Symbol" w:hAnsi="Symbol" w:hint="default"/>
+        <w:sz w:val="20"/>
+      </w:rPr>
+    </w:lvl>
+    <w:lvl w:ilvl="1" w:tentative="1">
+      <w:start w:val="1"/>
+      <w:numFmt w:val="bullet"/>
+      <w:lvlText w:val="o"/>
+      <w:lvlJc w:val="left"/>
+      <w:pPr>
+        <w:tabs>
+          <w:tab w:val="num" w:pos="1440"/>
+        </w:tabs>
+        <w:ind w:left="1440" w:hanging="360"/>
+      </w:pPr>
+      <w:rPr>
+        <w:rFonts w:ascii="Courier New" w:hAnsi="Courier New" w:hint="default"/>
+        <w:sz w:val="20"/>
+      </w:rPr>
+    </w:lvl>
+    <w:lvl w:ilvl="2" w:tentative="1">
+      <w:start w:val="1"/>
+      <w:numFmt w:val="bullet"/>
+      <w:lvlText w:val=""/>
+      <w:lvlJc w:val="left"/>
+      <w:pPr>
+        <w:tabs>
+          <w:tab w:val="num" w:pos="2160"/>
+        </w:tabs>
+        <w:ind w:left="2160" w:hanging="360"/>
+      </w:pPr>
+      <w:rPr>
+        <w:rFonts w:ascii="Wingdings" w:hAnsi="Wingdings" w:hint="default"/>
+        <w:sz w:val="20"/>
+      </w:rPr>
+    </w:lvl>
+    <w:lvl w:ilvl="3" w:tentative="1">
+      <w:start w:val="1"/>
+      <w:numFmt w:val="bullet"/>
+      <w:lvlText w:val=""/>
+      <w:lvlJc w:val="left"/>
+      <w:pPr>
+        <w:tabs>
+          <w:tab w:val="num" w:pos="2880"/>
+        </w:tabs>
+        <w:ind w:left="2880" w:hanging="360"/>
+      </w:pPr>
+      <w:rPr>
+        <w:rFonts w:ascii="Wingdings" w:hAnsi="Wingdings" w:hint="default"/>
+        <w:sz w:val="20"/>
+      </w:rPr>
+    </w:lvl>
+    <w:lvl w:ilvl="4" w:tentative="1">
+      <w:start w:val="1"/>
+      <w:numFmt w:val="bullet"/>
+      <w:lvlText w:val=""/>
+      <w:lvlJc w:val="left"/>
+      <w:pPr>
+        <w:tabs>
+          <w:tab w:val="num" w:pos="3600"/>
+        </w:tabs>
+        <w:ind w:left="3600" w:hanging="360"/>
+      </w:pPr>
+      <w:rPr>
+        <w:rFonts w:ascii="Wingdings" w:hAnsi="Wingdings" w:hint="default"/>
+        <w:sz w:val="20"/>
+      </w:rPr>
+    </w:lvl>
+    <w:lvl w:ilvl="5" w:tentative="1">
+      <w:start w:val="1"/>
+      <w:numFmt w:val="bullet"/>
+      <w:lvlText w:val=""/>
+      <w:lvlJc w:val="left"/>
+      <w:pPr>
+        <w:tabs>
+          <w:tab w:val="num" w:pos="4320"/>
+        </w:tabs>
+        <w:ind w:left="4320" w:hanging="360"/>
+      </w:pPr>
+      <w:rPr>
+        <w:rFonts w:ascii="Wingdings" w:hAnsi="Wingdings" w:hint="default"/>
+        <w:sz w:val="20"/>
+      </w:rPr>
+    </w:lvl>
+    <w:lvl w:ilvl="6" w:tentative="1">
+      <w:start w:val="1"/>
+      <w:numFmt w:val="bullet"/>
+      <w:lvlText w:val=""/>
+      <w:lvlJc w:val="left"/>
+      <w:pPr>
+        <w:tabs>
+          <w:tab w:val="num" w:pos="5040"/>
+        </w:tabs>
+        <w:ind w:left="5040" w:hanging="360"/>
+      </w:pPr>
+      <w:rPr>
+        <w:rFonts w:ascii="Wingdings" w:hAnsi="Wingdings" w:hint="default"/>
+        <w:sz w:val="20"/>
+      </w:rPr>
+    </w:lvl>
+    <w:lvl w:ilvl="7" w:tentative="1">
+      <w:start w:val="1"/>
+      <w:numFmt w:val="bullet"/>
+      <w:lvlText w:val=""/>
+      <w:lvlJc w:val="left"/>
+      <w:pPr>
+        <w:tabs>
+          <w:tab w:val="num" w:pos="5760"/>
+        </w:tabs>
+        <w:ind w:left="5760" w:hanging="360"/>
+      </w:pPr>
+      <w:rPr>
+        <w:rFonts w:ascii="Wingdings" w:hAnsi="Wingdings" w:hint="default"/>
+        <w:sz w:val="20"/>
+      </w:rPr>
+    </w:lvl>
+    <w:lvl w:ilvl="8" w:tentative="1">
+      <w:start w:val="1"/>
+      <w:numFmt w:val="bullet"/>
+      <w:lvlText w:val=""/>
+      <w:lvlJc w:val="left"/>
+      <w:pPr>
+        <w:tabs>
+          <w:tab w:val="num" w:pos="6480"/>
+        </w:tabs>
+        <w:ind w:left="6480" w:hanging="360"/>
+      </w:pPr>
+      <w:rPr>
+        <w:rFonts w:ascii="Wingdings" w:hAnsi="Wingdings" w:hint="default"/>
+        <w:sz w:val="20"/>
+      </w:rPr>
+    </w:lvl>
+  </w:abstractNum>
+  <w:abstractNum w:abstractNumId="4" w15:restartNumberingAfterBreak="0">
     <w:nsid w:val="29850CDE"/>
     <w:multiLevelType w:val="multilevel"/>
     <w:tmpl w:val="CC9E795E"/>
@@ -2517,7 +3560,7 @@
       </w:rPr>
     </w:lvl>
   </w:abstractNum>
-  <w:abstractNum w:abstractNumId="3" w15:restartNumberingAfterBreak="0">
+  <w:abstractNum w:abstractNumId="5" w15:restartNumberingAfterBreak="0">
     <w:nsid w:val="29B23D60"/>
     <w:multiLevelType w:val="multilevel"/>
     <w:tmpl w:val="9F18FE62"/>
@@ -2666,7 +3709,7 @@
       </w:rPr>
     </w:lvl>
   </w:abstractNum>
-  <w:abstractNum w:abstractNumId="4" w15:restartNumberingAfterBreak="0">
+  <w:abstractNum w:abstractNumId="6" w15:restartNumberingAfterBreak="0">
     <w:nsid w:val="2AB2230E"/>
     <w:multiLevelType w:val="multilevel"/>
     <w:tmpl w:val="23641730"/>
@@ -2815,7 +3858,156 @@
       </w:rPr>
     </w:lvl>
   </w:abstractNum>
-  <w:abstractNum w:abstractNumId="5" w15:restartNumberingAfterBreak="0">
+  <w:abstractNum w:abstractNumId="7" w15:restartNumberingAfterBreak="0">
+    <w:nsid w:val="2B713EF0"/>
+    <w:multiLevelType w:val="multilevel"/>
+    <w:tmpl w:val="90C2E5E8"/>
+    <w:lvl w:ilvl="0">
+      <w:start w:val="1"/>
+      <w:numFmt w:val="bullet"/>
+      <w:lvlText w:val=""/>
+      <w:lvlJc w:val="left"/>
+      <w:pPr>
+        <w:tabs>
+          <w:tab w:val="num" w:pos="720"/>
+        </w:tabs>
+        <w:ind w:left="720" w:hanging="360"/>
+      </w:pPr>
+      <w:rPr>
+        <w:rFonts w:ascii="Symbol" w:hAnsi="Symbol" w:hint="default"/>
+        <w:sz w:val="20"/>
+      </w:rPr>
+    </w:lvl>
+    <w:lvl w:ilvl="1" w:tentative="1">
+      <w:start w:val="1"/>
+      <w:numFmt w:val="bullet"/>
+      <w:lvlText w:val="o"/>
+      <w:lvlJc w:val="left"/>
+      <w:pPr>
+        <w:tabs>
+          <w:tab w:val="num" w:pos="1440"/>
+        </w:tabs>
+        <w:ind w:left="1440" w:hanging="360"/>
+      </w:pPr>
+      <w:rPr>
+        <w:rFonts w:ascii="Courier New" w:hAnsi="Courier New" w:hint="default"/>
+        <w:sz w:val="20"/>
+      </w:rPr>
+    </w:lvl>
+    <w:lvl w:ilvl="2" w:tentative="1">
+      <w:start w:val="1"/>
+      <w:numFmt w:val="bullet"/>
+      <w:lvlText w:val=""/>
+      <w:lvlJc w:val="left"/>
+      <w:pPr>
+        <w:tabs>
+          <w:tab w:val="num" w:pos="2160"/>
+        </w:tabs>
+        <w:ind w:left="2160" w:hanging="360"/>
+      </w:pPr>
+      <w:rPr>
+        <w:rFonts w:ascii="Wingdings" w:hAnsi="Wingdings" w:hint="default"/>
+        <w:sz w:val="20"/>
+      </w:rPr>
+    </w:lvl>
+    <w:lvl w:ilvl="3" w:tentative="1">
+      <w:start w:val="1"/>
+      <w:numFmt w:val="bullet"/>
+      <w:lvlText w:val=""/>
+      <w:lvlJc w:val="left"/>
+      <w:pPr>
+        <w:tabs>
+          <w:tab w:val="num" w:pos="2880"/>
+        </w:tabs>
+        <w:ind w:left="2880" w:hanging="360"/>
+      </w:pPr>
+      <w:rPr>
+        <w:rFonts w:ascii="Wingdings" w:hAnsi="Wingdings" w:hint="default"/>
+        <w:sz w:val="20"/>
+      </w:rPr>
+    </w:lvl>
+    <w:lvl w:ilvl="4" w:tentative="1">
+      <w:start w:val="1"/>
+      <w:numFmt w:val="bullet"/>
+      <w:lvlText w:val=""/>
+      <w:lvlJc w:val="left"/>
+      <w:pPr>
+        <w:tabs>
+          <w:tab w:val="num" w:pos="3600"/>
+        </w:tabs>
+        <w:ind w:left="3600" w:hanging="360"/>
+      </w:pPr>
+      <w:rPr>
+        <w:rFonts w:ascii="Wingdings" w:hAnsi="Wingdings" w:hint="default"/>
+        <w:sz w:val="20"/>
+      </w:rPr>
+    </w:lvl>
+    <w:lvl w:ilvl="5" w:tentative="1">
+      <w:start w:val="1"/>
+      <w:numFmt w:val="bullet"/>
+      <w:lvlText w:val=""/>
+      <w:lvlJc w:val="left"/>
+      <w:pPr>
+        <w:tabs>
+          <w:tab w:val="num" w:pos="4320"/>
+        </w:tabs>
+        <w:ind w:left="4320" w:hanging="360"/>
+      </w:pPr>
+      <w:rPr>
+        <w:rFonts w:ascii="Wingdings" w:hAnsi="Wingdings" w:hint="default"/>
+        <w:sz w:val="20"/>
+      </w:rPr>
+    </w:lvl>
+    <w:lvl w:ilvl="6" w:tentative="1">
+      <w:start w:val="1"/>
+      <w:numFmt w:val="bullet"/>
+      <w:lvlText w:val=""/>
+      <w:lvlJc w:val="left"/>
+      <w:pPr>
+        <w:tabs>
+          <w:tab w:val="num" w:pos="5040"/>
+        </w:tabs>
+        <w:ind w:left="5040" w:hanging="360"/>
+      </w:pPr>
+      <w:rPr>
+        <w:rFonts w:ascii="Wingdings" w:hAnsi="Wingdings" w:hint="default"/>
+        <w:sz w:val="20"/>
+      </w:rPr>
+    </w:lvl>
+    <w:lvl w:ilvl="7" w:tentative="1">
+      <w:start w:val="1"/>
+      <w:numFmt w:val="bullet"/>
+      <w:lvlText w:val=""/>
+      <w:lvlJc w:val="left"/>
+      <w:pPr>
+        <w:tabs>
+          <w:tab w:val="num" w:pos="5760"/>
+        </w:tabs>
+        <w:ind w:left="5760" w:hanging="360"/>
+      </w:pPr>
+      <w:rPr>
+        <w:rFonts w:ascii="Wingdings" w:hAnsi="Wingdings" w:hint="default"/>
+        <w:sz w:val="20"/>
+      </w:rPr>
+    </w:lvl>
+    <w:lvl w:ilvl="8" w:tentative="1">
+      <w:start w:val="1"/>
+      <w:numFmt w:val="bullet"/>
+      <w:lvlText w:val=""/>
+      <w:lvlJc w:val="left"/>
+      <w:pPr>
+        <w:tabs>
+          <w:tab w:val="num" w:pos="6480"/>
+        </w:tabs>
+        <w:ind w:left="6480" w:hanging="360"/>
+      </w:pPr>
+      <w:rPr>
+        <w:rFonts w:ascii="Wingdings" w:hAnsi="Wingdings" w:hint="default"/>
+        <w:sz w:val="20"/>
+      </w:rPr>
+    </w:lvl>
+  </w:abstractNum>
+  <w:abstractNum w:abstractNumId="8" w15:restartNumberingAfterBreak="0">
     <w:nsid w:val="311D6CBA"/>
     <w:multiLevelType w:val="multilevel"/>
     <w:tmpl w:val="C6DA36DC"/>
@@ -2964,7 +4156,7 @@
       </w:rPr>
     </w:lvl>
   </w:abstractNum>
-  <w:abstractNum w:abstractNumId="6" w15:restartNumberingAfterBreak="0">
+  <w:abstractNum w:abstractNumId="9" w15:restartNumberingAfterBreak="0">
     <w:nsid w:val="33157010"/>
     <w:multiLevelType w:val="multilevel"/>
     <w:tmpl w:val="D0F4AEAA"/>
@@ -3113,7 +4305,7 @@
       </w:rPr>
     </w:lvl>
   </w:abstractNum>
-  <w:abstractNum w:abstractNumId="7" w15:restartNumberingAfterBreak="0">
+  <w:abstractNum w:abstractNumId="10" w15:restartNumberingAfterBreak="0">
     <w:nsid w:val="33853AD2"/>
     <w:multiLevelType w:val="multilevel"/>
     <w:tmpl w:val="9D22C226"/>
@@ -3262,7 +4454,7 @@
       </w:rPr>
     </w:lvl>
   </w:abstractNum>
-  <w:abstractNum w:abstractNumId="8" w15:restartNumberingAfterBreak="0">
+  <w:abstractNum w:abstractNumId="11" w15:restartNumberingAfterBreak="0">
     <w:nsid w:val="36910E9B"/>
     <w:multiLevelType w:val="multilevel"/>
     <w:tmpl w:val="0D76A262"/>
@@ -3411,7 +4603,7 @@
       </w:rPr>
     </w:lvl>
   </w:abstractNum>
-  <w:abstractNum w:abstractNumId="9" w15:restartNumberingAfterBreak="0">
+  <w:abstractNum w:abstractNumId="12" w15:restartNumberingAfterBreak="0">
     <w:nsid w:val="395833A2"/>
     <w:multiLevelType w:val="multilevel"/>
     <w:tmpl w:val="33D4CB80"/>
@@ -3560,7 +4752,7 @@
       </w:rPr>
     </w:lvl>
   </w:abstractNum>
-  <w:abstractNum w:abstractNumId="10" w15:restartNumberingAfterBreak="0">
+  <w:abstractNum w:abstractNumId="13" w15:restartNumberingAfterBreak="0">
     <w:nsid w:val="3AFA486B"/>
     <w:multiLevelType w:val="multilevel"/>
     <w:tmpl w:val="D1FE9E34"/>
@@ -3709,7 +4901,7 @@
       </w:rPr>
     </w:lvl>
   </w:abstractNum>
-  <w:abstractNum w:abstractNumId="11" w15:restartNumberingAfterBreak="0">
+  <w:abstractNum w:abstractNumId="14" w15:restartNumberingAfterBreak="0">
     <w:nsid w:val="426149F1"/>
     <w:multiLevelType w:val="multilevel"/>
     <w:tmpl w:val="AC269E86"/>
@@ -3858,7 +5050,7 @@
       </w:rPr>
     </w:lvl>
   </w:abstractNum>
-  <w:abstractNum w:abstractNumId="12" w15:restartNumberingAfterBreak="0">
+  <w:abstractNum w:abstractNumId="15" w15:restartNumberingAfterBreak="0">
     <w:nsid w:val="449F5261"/>
     <w:multiLevelType w:val="multilevel"/>
     <w:tmpl w:val="40601FC6"/>
@@ -4007,7 +5199,7 @@
       </w:rPr>
     </w:lvl>
   </w:abstractNum>
-  <w:abstractNum w:abstractNumId="13" w15:restartNumberingAfterBreak="0">
+  <w:abstractNum w:abstractNumId="16" w15:restartNumberingAfterBreak="0">
     <w:nsid w:val="44C86A75"/>
     <w:multiLevelType w:val="multilevel"/>
     <w:tmpl w:val="D77A02F8"/>
@@ -4156,7 +5348,7 @@
       </w:rPr>
     </w:lvl>
   </w:abstractNum>
-  <w:abstractNum w:abstractNumId="14" w15:restartNumberingAfterBreak="0">
+  <w:abstractNum w:abstractNumId="17" w15:restartNumberingAfterBreak="0">
     <w:nsid w:val="46B26618"/>
     <w:multiLevelType w:val="multilevel"/>
     <w:tmpl w:val="D8B88D40"/>
@@ -4305,7 +5497,7 @@
       </w:rPr>
     </w:lvl>
   </w:abstractNum>
-  <w:abstractNum w:abstractNumId="15" w15:restartNumberingAfterBreak="0">
+  <w:abstractNum w:abstractNumId="18" w15:restartNumberingAfterBreak="0">
     <w:nsid w:val="485F2FF5"/>
     <w:multiLevelType w:val="multilevel"/>
     <w:tmpl w:val="F5FA2C1E"/>
@@ -4454,7 +5646,7 @@
       </w:rPr>
     </w:lvl>
   </w:abstractNum>
-  <w:abstractNum w:abstractNumId="16" w15:restartNumberingAfterBreak="0">
+  <w:abstractNum w:abstractNumId="19" w15:restartNumberingAfterBreak="0">
     <w:nsid w:val="514C09CD"/>
     <w:multiLevelType w:val="multilevel"/>
     <w:tmpl w:val="58A40060"/>
@@ -4603,7 +5795,7 @@
       </w:rPr>
     </w:lvl>
   </w:abstractNum>
-  <w:abstractNum w:abstractNumId="17" w15:restartNumberingAfterBreak="0">
+  <w:abstractNum w:abstractNumId="20" w15:restartNumberingAfterBreak="0">
     <w:nsid w:val="54DD58A4"/>
     <w:multiLevelType w:val="multilevel"/>
     <w:tmpl w:val="91D080D8"/>
@@ -4752,7 +5944,269 @@
       </w:rPr>
     </w:lvl>
   </w:abstractNum>
-  <w:abstractNum w:abstractNumId="18" w15:restartNumberingAfterBreak="0">
+  <w:abstractNum w:abstractNumId="21" w15:restartNumberingAfterBreak="0">
+    <w:nsid w:val="596E29E8"/>
+    <w:multiLevelType w:val="multilevel"/>
+    <w:tmpl w:val="E36E8338"/>
+    <w:lvl w:ilvl="0">
+      <w:start w:val="1"/>
+      <w:numFmt w:val="bullet"/>
+      <w:lvlText w:val=""/>
+      <w:lvlJc w:val="left"/>
+      <w:pPr>
+        <w:tabs>
+          <w:tab w:val="num" w:pos="720"/>
+        </w:tabs>
+        <w:ind w:left="720" w:hanging="360"/>
+      </w:pPr>
+      <w:rPr>
+        <w:rFonts w:ascii="Symbol" w:hAnsi="Symbol" w:hint="default"/>
+        <w:sz w:val="20"/>
+      </w:rPr>
+    </w:lvl>
+    <w:lvl w:ilvl="1" w:tentative="1">
+      <w:start w:val="1"/>
+      <w:numFmt w:val="bullet"/>
+      <w:lvlText w:val="o"/>
+      <w:lvlJc w:val="left"/>
+      <w:pPr>
+        <w:tabs>
+          <w:tab w:val="num" w:pos="1440"/>
+        </w:tabs>
+        <w:ind w:left="1440" w:hanging="360"/>
+      </w:pPr>
+      <w:rPr>
+        <w:rFonts w:ascii="Courier New" w:hAnsi="Courier New" w:hint="default"/>
+        <w:sz w:val="20"/>
+      </w:rPr>
+    </w:lvl>
+    <w:lvl w:ilvl="2" w:tentative="1">
+      <w:start w:val="1"/>
+      <w:numFmt w:val="bullet"/>
+      <w:lvlText w:val=""/>
+      <w:lvlJc w:val="left"/>
+      <w:pPr>
+        <w:tabs>
+          <w:tab w:val="num" w:pos="2160"/>
+        </w:tabs>
+        <w:ind w:left="2160" w:hanging="360"/>
+      </w:pPr>
+      <w:rPr>
+        <w:rFonts w:ascii="Wingdings" w:hAnsi="Wingdings" w:hint="default"/>
+        <w:sz w:val="20"/>
+      </w:rPr>
+    </w:lvl>
+    <w:lvl w:ilvl="3" w:tentative="1">
+      <w:start w:val="1"/>
+      <w:numFmt w:val="bullet"/>
+      <w:lvlText w:val=""/>
+      <w:lvlJc w:val="left"/>
+      <w:pPr>
+        <w:tabs>
+          <w:tab w:val="num" w:pos="2880"/>
+        </w:tabs>
+        <w:ind w:left="2880" w:hanging="360"/>
+      </w:pPr>
+      <w:rPr>
+        <w:rFonts w:ascii="Wingdings" w:hAnsi="Wingdings" w:hint="default"/>
+        <w:sz w:val="20"/>
+      </w:rPr>
+    </w:lvl>
+    <w:lvl w:ilvl="4" w:tentative="1">
+      <w:start w:val="1"/>
+      <w:numFmt w:val="bullet"/>
+      <w:lvlText w:val=""/>
+      <w:lvlJc w:val="left"/>
+      <w:pPr>
+        <w:tabs>
+          <w:tab w:val="num" w:pos="3600"/>
+        </w:tabs>
+        <w:ind w:left="3600" w:hanging="360"/>
+      </w:pPr>
+      <w:rPr>
+        <w:rFonts w:ascii="Wingdings" w:hAnsi="Wingdings" w:hint="default"/>
+        <w:sz w:val="20"/>
+      </w:rPr>
+    </w:lvl>
+    <w:lvl w:ilvl="5" w:tentative="1">
+      <w:start w:val="1"/>
+      <w:numFmt w:val="bullet"/>
+      <w:lvlText w:val=""/>
+      <w:lvlJc w:val="left"/>
+      <w:pPr>
+        <w:tabs>
+          <w:tab w:val="num" w:pos="4320"/>
+        </w:tabs>
+        <w:ind w:left="4320" w:hanging="360"/>
+      </w:pPr>
+      <w:rPr>
+        <w:rFonts w:ascii="Wingdings" w:hAnsi="Wingdings" w:hint="default"/>
+        <w:sz w:val="20"/>
+      </w:rPr>
+    </w:lvl>
+    <w:lvl w:ilvl="6" w:tentative="1">
+      <w:start w:val="1"/>
+      <w:numFmt w:val="bullet"/>
+      <w:lvlText w:val=""/>
+      <w:lvlJc w:val="left"/>
+      <w:pPr>
+        <w:tabs>
+          <w:tab w:val="num" w:pos="5040"/>
+        </w:tabs>
+        <w:ind w:left="5040" w:hanging="360"/>
+      </w:pPr>
+      <w:rPr>
+        <w:rFonts w:ascii="Wingdings" w:hAnsi="Wingdings" w:hint="default"/>
+        <w:sz w:val="20"/>
+      </w:rPr>
+    </w:lvl>
+    <w:lvl w:ilvl="7" w:tentative="1">
+      <w:start w:val="1"/>
+      <w:numFmt w:val="bullet"/>
+      <w:lvlText w:val=""/>
+      <w:lvlJc w:val="left"/>
+      <w:pPr>
+        <w:tabs>
+          <w:tab w:val="num" w:pos="5760"/>
+        </w:tabs>
+        <w:ind w:left="5760" w:hanging="360"/>
+      </w:pPr>
+      <w:rPr>
+        <w:rFonts w:ascii="Wingdings" w:hAnsi="Wingdings" w:hint="default"/>
+        <w:sz w:val="20"/>
+      </w:rPr>
+    </w:lvl>
+    <w:lvl w:ilvl="8" w:tentative="1">
+      <w:start w:val="1"/>
+      <w:numFmt w:val="bullet"/>
+      <w:lvlText w:val=""/>
+      <w:lvlJc w:val="left"/>
+      <w:pPr>
+        <w:tabs>
+          <w:tab w:val="num" w:pos="6480"/>
+        </w:tabs>
+        <w:ind w:left="6480" w:hanging="360"/>
+      </w:pPr>
+      <w:rPr>
+        <w:rFonts w:ascii="Wingdings" w:hAnsi="Wingdings" w:hint="default"/>
+        <w:sz w:val="20"/>
+      </w:rPr>
+    </w:lvl>
+  </w:abstractNum>
+  <w:abstractNum w:abstractNumId="22" w15:restartNumberingAfterBreak="0">
+    <w:nsid w:val="5B9C4916"/>
+    <w:multiLevelType w:val="multilevel"/>
+    <w:tmpl w:val="3A94B986"/>
+    <w:lvl w:ilvl="0">
+      <w:start w:val="1"/>
+      <w:numFmt w:val="decimal"/>
+      <w:lvlText w:val="%1."/>
+      <w:lvlJc w:val="left"/>
+      <w:pPr>
+        <w:tabs>
+          <w:tab w:val="num" w:pos="720"/>
+        </w:tabs>
+        <w:ind w:left="720" w:hanging="360"/>
+      </w:pPr>
+    </w:lvl>
+    <w:lvl w:ilvl="1" w:tentative="1">
+      <w:start w:val="1"/>
+      <w:numFmt w:val="decimal"/>
+      <w:lvlText w:val="%2."/>
+      <w:lvlJc w:val="left"/>
+      <w:pPr>
+        <w:tabs>
+          <w:tab w:val="num" w:pos="1440"/>
+        </w:tabs>
+        <w:ind w:left="1440" w:hanging="360"/>
+      </w:pPr>
+    </w:lvl>
+    <w:lvl w:ilvl="2" w:tentative="1">
+      <w:start w:val="1"/>
+      <w:numFmt w:val="decimal"/>
+      <w:lvlText w:val="%3."/>
+      <w:lvlJc w:val="left"/>
+      <w:pPr>
+        <w:tabs>
+          <w:tab w:val="num" w:pos="2160"/>
+        </w:tabs>
+        <w:ind w:left="2160" w:hanging="360"/>
+      </w:pPr>
+    </w:lvl>
+    <w:lvl w:ilvl="3" w:tentative="1">
+      <w:start w:val="1"/>
+      <w:numFmt w:val="decimal"/>
+      <w:lvlText w:val="%4."/>
+      <w:lvlJc w:val="left"/>
+      <w:pPr>
+        <w:tabs>
+          <w:tab w:val="num" w:pos="2880"/>
+        </w:tabs>
+        <w:ind w:left="2880" w:hanging="360"/>
+      </w:pPr>
+    </w:lvl>
+    <w:lvl w:ilvl="4" w:tentative="1">
+      <w:start w:val="1"/>
+      <w:numFmt w:val="decimal"/>
+      <w:lvlText w:val="%5."/>
+      <w:lvlJc w:val="left"/>
+      <w:pPr>
+        <w:tabs>
+          <w:tab w:val="num" w:pos="3600"/>
+        </w:tabs>
+        <w:ind w:left="3600" w:hanging="360"/>
+      </w:pPr>
+    </w:lvl>
+    <w:lvl w:ilvl="5" w:tentative="1">
+      <w:start w:val="1"/>
+      <w:numFmt w:val="decimal"/>
+      <w:lvlText w:val="%6."/>
+      <w:lvlJc w:val="left"/>
+      <w:pPr>
+        <w:tabs>
+          <w:tab w:val="num" w:pos="4320"/>
+        </w:tabs>
+        <w:ind w:left="4320" w:hanging="360"/>
+      </w:pPr>
+    </w:lvl>
+    <w:lvl w:ilvl="6" w:tentative="1">
+      <w:start w:val="1"/>
+      <w:numFmt w:val="decimal"/>
+      <w:lvlText w:val="%7."/>
+      <w:lvlJc w:val="left"/>
+      <w:pPr>
+        <w:tabs>
+          <w:tab w:val="num" w:pos="5040"/>
+        </w:tabs>
+        <w:ind w:left="5040" w:hanging="360"/>
+      </w:pPr>
+    </w:lvl>
+    <w:lvl w:ilvl="7" w:tentative="1">
+      <w:start w:val="1"/>
+      <w:numFmt w:val="decimal"/>
+      <w:lvlText w:val="%8."/>
+      <w:lvlJc w:val="left"/>
+      <w:pPr>
+        <w:tabs>
+          <w:tab w:val="num" w:pos="5760"/>
+        </w:tabs>
+        <w:ind w:left="5760" w:hanging="360"/>
+      </w:pPr>
+    </w:lvl>
+    <w:lvl w:ilvl="8" w:tentative="1">
+      <w:start w:val="1"/>
+      <w:numFmt w:val="decimal"/>
+      <w:lvlText w:val="%9."/>
+      <w:lvlJc w:val="left"/>
+      <w:pPr>
+        <w:tabs>
+          <w:tab w:val="num" w:pos="6480"/>
+        </w:tabs>
+        <w:ind w:left="6480" w:hanging="360"/>
+      </w:pPr>
+    </w:lvl>
+  </w:abstractNum>
+  <w:abstractNum w:abstractNumId="23" w15:restartNumberingAfterBreak="0">
     <w:nsid w:val="5E077269"/>
     <w:multiLevelType w:val="multilevel"/>
     <w:tmpl w:val="0ECC009E"/>
@@ -4869,7 +6323,7 @@
       </w:pPr>
     </w:lvl>
   </w:abstractNum>
-  <w:abstractNum w:abstractNumId="19" w15:restartNumberingAfterBreak="0">
+  <w:abstractNum w:abstractNumId="24" w15:restartNumberingAfterBreak="0">
     <w:nsid w:val="61537FC2"/>
     <w:multiLevelType w:val="multilevel"/>
     <w:tmpl w:val="290AC6B8"/>
@@ -5018,7 +6472,7 @@
       </w:rPr>
     </w:lvl>
   </w:abstractNum>
-  <w:abstractNum w:abstractNumId="20" w15:restartNumberingAfterBreak="0">
+  <w:abstractNum w:abstractNumId="25" w15:restartNumberingAfterBreak="0">
     <w:nsid w:val="61EE3445"/>
     <w:multiLevelType w:val="multilevel"/>
     <w:tmpl w:val="0D248A3A"/>
@@ -5167,7 +6621,156 @@
       </w:rPr>
     </w:lvl>
   </w:abstractNum>
-  <w:abstractNum w:abstractNumId="21" w15:restartNumberingAfterBreak="0">
+  <w:abstractNum w:abstractNumId="26" w15:restartNumberingAfterBreak="0">
+    <w:nsid w:val="63D36DCA"/>
+    <w:multiLevelType w:val="multilevel"/>
+    <w:tmpl w:val="5A388014"/>
+    <w:lvl w:ilvl="0">
+      <w:start w:val="1"/>
+      <w:numFmt w:val="bullet"/>
+      <w:lvlText w:val=""/>
+      <w:lvlJc w:val="left"/>
+      <w:pPr>
+        <w:tabs>
+          <w:tab w:val="num" w:pos="720"/>
+        </w:tabs>
+        <w:ind w:left="720" w:hanging="360"/>
+      </w:pPr>
+      <w:rPr>
+        <w:rFonts w:ascii="Symbol" w:hAnsi="Symbol" w:hint="default"/>
+        <w:sz w:val="20"/>
+      </w:rPr>
+    </w:lvl>
+    <w:lvl w:ilvl="1" w:tentative="1">
+      <w:start w:val="1"/>
+      <w:numFmt w:val="bullet"/>
+      <w:lvlText w:val="o"/>
+      <w:lvlJc w:val="left"/>
+      <w:pPr>
+        <w:tabs>
+          <w:tab w:val="num" w:pos="1440"/>
+        </w:tabs>
+        <w:ind w:left="1440" w:hanging="360"/>
+      </w:pPr>
+      <w:rPr>
+        <w:rFonts w:ascii="Courier New" w:hAnsi="Courier New" w:hint="default"/>
+        <w:sz w:val="20"/>
+      </w:rPr>
+    </w:lvl>
+    <w:lvl w:ilvl="2" w:tentative="1">
+      <w:start w:val="1"/>
+      <w:numFmt w:val="bullet"/>
+      <w:lvlText w:val=""/>
+      <w:lvlJc w:val="left"/>
+      <w:pPr>
+        <w:tabs>
+          <w:tab w:val="num" w:pos="2160"/>
+        </w:tabs>
+        <w:ind w:left="2160" w:hanging="360"/>
+      </w:pPr>
+      <w:rPr>
+        <w:rFonts w:ascii="Wingdings" w:hAnsi="Wingdings" w:hint="default"/>
+        <w:sz w:val="20"/>
+      </w:rPr>
+    </w:lvl>
+    <w:lvl w:ilvl="3" w:tentative="1">
+      <w:start w:val="1"/>
+      <w:numFmt w:val="bullet"/>
+      <w:lvlText w:val=""/>
+      <w:lvlJc w:val="left"/>
+      <w:pPr>
+        <w:tabs>
+          <w:tab w:val="num" w:pos="2880"/>
+        </w:tabs>
+        <w:ind w:left="2880" w:hanging="360"/>
+      </w:pPr>
+      <w:rPr>
+        <w:rFonts w:ascii="Wingdings" w:hAnsi="Wingdings" w:hint="default"/>
+        <w:sz w:val="20"/>
+      </w:rPr>
+    </w:lvl>
+    <w:lvl w:ilvl="4" w:tentative="1">
+      <w:start w:val="1"/>
+      <w:numFmt w:val="bullet"/>
+      <w:lvlText w:val=""/>
+      <w:lvlJc w:val="left"/>
+      <w:pPr>
+        <w:tabs>
+          <w:tab w:val="num" w:pos="3600"/>
+        </w:tabs>
+        <w:ind w:left="3600" w:hanging="360"/>
+      </w:pPr>
+      <w:rPr>
+        <w:rFonts w:ascii="Wingdings" w:hAnsi="Wingdings" w:hint="default"/>
+        <w:sz w:val="20"/>
+      </w:rPr>
+    </w:lvl>
+    <w:lvl w:ilvl="5" w:tentative="1">
+      <w:start w:val="1"/>
+      <w:numFmt w:val="bullet"/>
+      <w:lvlText w:val=""/>
+      <w:lvlJc w:val="left"/>
+      <w:pPr>
+        <w:tabs>
+          <w:tab w:val="num" w:pos="4320"/>
+        </w:tabs>
+        <w:ind w:left="4320" w:hanging="360"/>
+      </w:pPr>
+      <w:rPr>
+        <w:rFonts w:ascii="Wingdings" w:hAnsi="Wingdings" w:hint="default"/>
+        <w:sz w:val="20"/>
+      </w:rPr>
+    </w:lvl>
+    <w:lvl w:ilvl="6" w:tentative="1">
+      <w:start w:val="1"/>
+      <w:numFmt w:val="bullet"/>
+      <w:lvlText w:val=""/>
+      <w:lvlJc w:val="left"/>
+      <w:pPr>
+        <w:tabs>
+          <w:tab w:val="num" w:pos="5040"/>
+        </w:tabs>
+        <w:ind w:left="5040" w:hanging="360"/>
+      </w:pPr>
+      <w:rPr>
+        <w:rFonts w:ascii="Wingdings" w:hAnsi="Wingdings" w:hint="default"/>
+        <w:sz w:val="20"/>
+      </w:rPr>
+    </w:lvl>
+    <w:lvl w:ilvl="7" w:tentative="1">
+      <w:start w:val="1"/>
+      <w:numFmt w:val="bullet"/>
+      <w:lvlText w:val=""/>
+      <w:lvlJc w:val="left"/>
+      <w:pPr>
+        <w:tabs>
+          <w:tab w:val="num" w:pos="5760"/>
+        </w:tabs>
+        <w:ind w:left="5760" w:hanging="360"/>
+      </w:pPr>
+      <w:rPr>
+        <w:rFonts w:ascii="Wingdings" w:hAnsi="Wingdings" w:hint="default"/>
+        <w:sz w:val="20"/>
+      </w:rPr>
+    </w:lvl>
+    <w:lvl w:ilvl="8" w:tentative="1">
+      <w:start w:val="1"/>
+      <w:numFmt w:val="bullet"/>
+      <w:lvlText w:val=""/>
+      <w:lvlJc w:val="left"/>
+      <w:pPr>
+        <w:tabs>
+          <w:tab w:val="num" w:pos="6480"/>
+        </w:tabs>
+        <w:ind w:left="6480" w:hanging="360"/>
+      </w:pPr>
+      <w:rPr>
+        <w:rFonts w:ascii="Wingdings" w:hAnsi="Wingdings" w:hint="default"/>
+        <w:sz w:val="20"/>
+      </w:rPr>
+    </w:lvl>
+  </w:abstractNum>
+  <w:abstractNum w:abstractNumId="27" w15:restartNumberingAfterBreak="0">
     <w:nsid w:val="64A023B1"/>
     <w:multiLevelType w:val="multilevel"/>
     <w:tmpl w:val="C8AAC454"/>
@@ -5316,7 +6919,156 @@
       </w:rPr>
     </w:lvl>
   </w:abstractNum>
-  <w:abstractNum w:abstractNumId="22" w15:restartNumberingAfterBreak="0">
+  <w:abstractNum w:abstractNumId="28" w15:restartNumberingAfterBreak="0">
+    <w:nsid w:val="690C40CF"/>
+    <w:multiLevelType w:val="multilevel"/>
+    <w:tmpl w:val="071E4B5C"/>
+    <w:lvl w:ilvl="0">
+      <w:start w:val="1"/>
+      <w:numFmt w:val="bullet"/>
+      <w:lvlText w:val=""/>
+      <w:lvlJc w:val="left"/>
+      <w:pPr>
+        <w:tabs>
+          <w:tab w:val="num" w:pos="720"/>
+        </w:tabs>
+        <w:ind w:left="720" w:hanging="360"/>
+      </w:pPr>
+      <w:rPr>
+        <w:rFonts w:ascii="Symbol" w:hAnsi="Symbol" w:hint="default"/>
+        <w:sz w:val="20"/>
+      </w:rPr>
+    </w:lvl>
+    <w:lvl w:ilvl="1" w:tentative="1">
+      <w:start w:val="1"/>
+      <w:numFmt w:val="bullet"/>
+      <w:lvlText w:val="o"/>
+      <w:lvlJc w:val="left"/>
+      <w:pPr>
+        <w:tabs>
+          <w:tab w:val="num" w:pos="1440"/>
+        </w:tabs>
+        <w:ind w:left="1440" w:hanging="360"/>
+      </w:pPr>
+      <w:rPr>
+        <w:rFonts w:ascii="Courier New" w:hAnsi="Courier New" w:hint="default"/>
+        <w:sz w:val="20"/>
+      </w:rPr>
+    </w:lvl>
+    <w:lvl w:ilvl="2" w:tentative="1">
+      <w:start w:val="1"/>
+      <w:numFmt w:val="bullet"/>
+      <w:lvlText w:val=""/>
+      <w:lvlJc w:val="left"/>
+      <w:pPr>
+        <w:tabs>
+          <w:tab w:val="num" w:pos="2160"/>
+        </w:tabs>
+        <w:ind w:left="2160" w:hanging="360"/>
+      </w:pPr>
+      <w:rPr>
+        <w:rFonts w:ascii="Wingdings" w:hAnsi="Wingdings" w:hint="default"/>
+        <w:sz w:val="20"/>
+      </w:rPr>
+    </w:lvl>
+    <w:lvl w:ilvl="3" w:tentative="1">
+      <w:start w:val="1"/>
+      <w:numFmt w:val="bullet"/>
+      <w:lvlText w:val=""/>
+      <w:lvlJc w:val="left"/>
+      <w:pPr>
+        <w:tabs>
+          <w:tab w:val="num" w:pos="2880"/>
+        </w:tabs>
+        <w:ind w:left="2880" w:hanging="360"/>
+      </w:pPr>
+      <w:rPr>
+        <w:rFonts w:ascii="Wingdings" w:hAnsi="Wingdings" w:hint="default"/>
+        <w:sz w:val="20"/>
+      </w:rPr>
+    </w:lvl>
+    <w:lvl w:ilvl="4" w:tentative="1">
+      <w:start w:val="1"/>
+      <w:numFmt w:val="bullet"/>
+      <w:lvlText w:val=""/>
+      <w:lvlJc w:val="left"/>
+      <w:pPr>
+        <w:tabs>
+          <w:tab w:val="num" w:pos="3600"/>
+        </w:tabs>
+        <w:ind w:left="3600" w:hanging="360"/>
+      </w:pPr>
+      <w:rPr>
+        <w:rFonts w:ascii="Wingdings" w:hAnsi="Wingdings" w:hint="default"/>
+        <w:sz w:val="20"/>
+      </w:rPr>
+    </w:lvl>
+    <w:lvl w:ilvl="5" w:tentative="1">
+      <w:start w:val="1"/>
+      <w:numFmt w:val="bullet"/>
+      <w:lvlText w:val=""/>
+      <w:lvlJc w:val="left"/>
+      <w:pPr>
+        <w:tabs>
+          <w:tab w:val="num" w:pos="4320"/>
+        </w:tabs>
+        <w:ind w:left="4320" w:hanging="360"/>
+      </w:pPr>
+      <w:rPr>
+        <w:rFonts w:ascii="Wingdings" w:hAnsi="Wingdings" w:hint="default"/>
+        <w:sz w:val="20"/>
+      </w:rPr>
+    </w:lvl>
+    <w:lvl w:ilvl="6" w:tentative="1">
+      <w:start w:val="1"/>
+      <w:numFmt w:val="bullet"/>
+      <w:lvlText w:val=""/>
+      <w:lvlJc w:val="left"/>
+      <w:pPr>
+        <w:tabs>
+          <w:tab w:val="num" w:pos="5040"/>
+        </w:tabs>
+        <w:ind w:left="5040" w:hanging="360"/>
+      </w:pPr>
+      <w:rPr>
+        <w:rFonts w:ascii="Wingdings" w:hAnsi="Wingdings" w:hint="default"/>
+        <w:sz w:val="20"/>
+      </w:rPr>
+    </w:lvl>
+    <w:lvl w:ilvl="7" w:tentative="1">
+      <w:start w:val="1"/>
+      <w:numFmt w:val="bullet"/>
+      <w:lvlText w:val=""/>
+      <w:lvlJc w:val="left"/>
+      <w:pPr>
+        <w:tabs>
+          <w:tab w:val="num" w:pos="5760"/>
+        </w:tabs>
+        <w:ind w:left="5760" w:hanging="360"/>
+      </w:pPr>
+      <w:rPr>
+        <w:rFonts w:ascii="Wingdings" w:hAnsi="Wingdings" w:hint="default"/>
+        <w:sz w:val="20"/>
+      </w:rPr>
+    </w:lvl>
+    <w:lvl w:ilvl="8" w:tentative="1">
+      <w:start w:val="1"/>
+      <w:numFmt w:val="bullet"/>
+      <w:lvlText w:val=""/>
+      <w:lvlJc w:val="left"/>
+      <w:pPr>
+        <w:tabs>
+          <w:tab w:val="num" w:pos="6480"/>
+        </w:tabs>
+        <w:ind w:left="6480" w:hanging="360"/>
+      </w:pPr>
+      <w:rPr>
+        <w:rFonts w:ascii="Wingdings" w:hAnsi="Wingdings" w:hint="default"/>
+        <w:sz w:val="20"/>
+      </w:rPr>
+    </w:lvl>
+  </w:abstractNum>
+  <w:abstractNum w:abstractNumId="29" w15:restartNumberingAfterBreak="0">
     <w:nsid w:val="7814762E"/>
     <w:multiLevelType w:val="multilevel"/>
     <w:tmpl w:val="07827AA8"/>
@@ -5465,7 +7217,7 @@
       </w:rPr>
     </w:lvl>
   </w:abstractNum>
-  <w:abstractNum w:abstractNumId="23" w15:restartNumberingAfterBreak="0">
+  <w:abstractNum w:abstractNumId="30" w15:restartNumberingAfterBreak="0">
     <w:nsid w:val="78F059B1"/>
     <w:multiLevelType w:val="multilevel"/>
     <w:tmpl w:val="2FEE03A8"/>
@@ -5614,7 +7366,7 @@
       </w:rPr>
     </w:lvl>
   </w:abstractNum>
-  <w:abstractNum w:abstractNumId="24" w15:restartNumberingAfterBreak="0">
+  <w:abstractNum w:abstractNumId="31" w15:restartNumberingAfterBreak="0">
     <w:nsid w:val="797E177D"/>
     <w:multiLevelType w:val="multilevel"/>
     <w:tmpl w:val="A72A71DA"/>
@@ -5763,7 +7515,7 @@
       </w:rPr>
     </w:lvl>
   </w:abstractNum>
-  <w:abstractNum w:abstractNumId="25" w15:restartNumberingAfterBreak="0">
+  <w:abstractNum w:abstractNumId="32" w15:restartNumberingAfterBreak="0">
     <w:nsid w:val="7EC92D03"/>
     <w:multiLevelType w:val="multilevel"/>
     <w:tmpl w:val="35E29E92"/>
@@ -5913,82 +7665,82 @@
     </w:lvl>
   </w:abstractNum>
   <w:num w:numId="1" w16cid:durableId="532309303">
+    <w:abstractNumId w:val="17"/>
+  </w:num>
+  <w:num w:numId="2" w16cid:durableId="722102144">
+    <w:abstractNumId w:val="16"/>
+  </w:num>
+  <w:num w:numId="3" w16cid:durableId="160704489">
+    <w:abstractNumId w:val="31"/>
+  </w:num>
+  <w:num w:numId="4" w16cid:durableId="613636183">
+    <w:abstractNumId w:val="20"/>
+  </w:num>
+  <w:num w:numId="5" w16cid:durableId="2006202145">
+    <w:abstractNumId w:val="18"/>
+  </w:num>
+  <w:num w:numId="6" w16cid:durableId="1037898130">
+    <w:abstractNumId w:val="12"/>
+  </w:num>
+  <w:num w:numId="7" w16cid:durableId="514341214">
+    <w:abstractNumId w:val="9"/>
+  </w:num>
+  <w:num w:numId="8" w16cid:durableId="932711313">
+    <w:abstractNumId w:val="1"/>
+  </w:num>
+  <w:num w:numId="9" w16cid:durableId="1063866501">
+    <w:abstractNumId w:val="30"/>
+  </w:num>
+  <w:num w:numId="10" w16cid:durableId="322516863">
+    <w:abstractNumId w:val="11"/>
+  </w:num>
+  <w:num w:numId="11" w16cid:durableId="1347561199">
+    <w:abstractNumId w:val="13"/>
+  </w:num>
+  <w:num w:numId="12" w16cid:durableId="597296361">
+    <w:abstractNumId w:val="27"/>
+  </w:num>
+  <w:num w:numId="13" w16cid:durableId="1062172997">
+    <w:abstractNumId w:val="2"/>
+  </w:num>
+  <w:num w:numId="14" w16cid:durableId="1172337098">
+    <w:abstractNumId w:val="4"/>
+  </w:num>
+  <w:num w:numId="15" w16cid:durableId="1119760656">
+    <w:abstractNumId w:val="5"/>
+  </w:num>
+  <w:num w:numId="16" w16cid:durableId="1878925943">
+    <w:abstractNumId w:val="32"/>
+  </w:num>
+  <w:num w:numId="17" w16cid:durableId="1957369525">
+    <w:abstractNumId w:val="29"/>
+  </w:num>
+  <w:num w:numId="18" w16cid:durableId="1835491980">
+    <w:abstractNumId w:val="19"/>
+  </w:num>
+  <w:num w:numId="19" w16cid:durableId="158891952">
+    <w:abstractNumId w:val="24"/>
+  </w:num>
+  <w:num w:numId="20" w16cid:durableId="576401064">
+    <w:abstractNumId w:val="25"/>
+  </w:num>
+  <w:num w:numId="21" w16cid:durableId="1734039178">
+    <w:abstractNumId w:val="6"/>
+  </w:num>
+  <w:num w:numId="22" w16cid:durableId="1867479672">
+    <w:abstractNumId w:val="8"/>
+  </w:num>
+  <w:num w:numId="23" w16cid:durableId="1743486839">
+    <w:abstractNumId w:val="10"/>
+  </w:num>
+  <w:num w:numId="24" w16cid:durableId="813258011">
+    <w:abstractNumId w:val="15"/>
+  </w:num>
+  <w:num w:numId="25" w16cid:durableId="2003267248">
     <w:abstractNumId w:val="14"/>
   </w:num>
-  <w:num w:numId="2" w16cid:durableId="722102144">
-    <w:abstractNumId w:val="13"/>
-  </w:num>
-  <w:num w:numId="3" w16cid:durableId="160704489">
-    <w:abstractNumId w:val="24"/>
-  </w:num>
-  <w:num w:numId="4" w16cid:durableId="613636183">
-    <w:abstractNumId w:val="17"/>
-  </w:num>
-  <w:num w:numId="5" w16cid:durableId="2006202145">
-    <w:abstractNumId w:val="15"/>
-  </w:num>
-  <w:num w:numId="6" w16cid:durableId="1037898130">
-    <w:abstractNumId w:val="9"/>
-  </w:num>
-  <w:num w:numId="7" w16cid:durableId="514341214">
-    <w:abstractNumId w:val="6"/>
-  </w:num>
-  <w:num w:numId="8" w16cid:durableId="932711313">
-    <w:abstractNumId w:val="0"/>
-  </w:num>
-  <w:num w:numId="9" w16cid:durableId="1063866501">
+  <w:num w:numId="26" w16cid:durableId="414939540">
     <w:abstractNumId w:val="23"/>
-  </w:num>
-  <w:num w:numId="10" w16cid:durableId="322516863">
-    <w:abstractNumId w:val="8"/>
-  </w:num>
-  <w:num w:numId="11" w16cid:durableId="1347561199">
-    <w:abstractNumId w:val="10"/>
-  </w:num>
-  <w:num w:numId="12" w16cid:durableId="597296361">
-    <w:abstractNumId w:val="21"/>
-  </w:num>
-  <w:num w:numId="13" w16cid:durableId="1062172997">
-    <w:abstractNumId w:val="1"/>
-  </w:num>
-  <w:num w:numId="14" w16cid:durableId="1172337098">
-    <w:abstractNumId w:val="2"/>
-  </w:num>
-  <w:num w:numId="15" w16cid:durableId="1119760656">
-    <w:abstractNumId w:val="3"/>
-  </w:num>
-  <w:num w:numId="16" w16cid:durableId="1878925943">
-    <w:abstractNumId w:val="25"/>
-  </w:num>
-  <w:num w:numId="17" w16cid:durableId="1957369525">
-    <w:abstractNumId w:val="22"/>
-  </w:num>
-  <w:num w:numId="18" w16cid:durableId="1835491980">
-    <w:abstractNumId w:val="16"/>
-  </w:num>
-  <w:num w:numId="19" w16cid:durableId="158891952">
-    <w:abstractNumId w:val="19"/>
-  </w:num>
-  <w:num w:numId="20" w16cid:durableId="576401064">
-    <w:abstractNumId w:val="20"/>
-  </w:num>
-  <w:num w:numId="21" w16cid:durableId="1734039178">
-    <w:abstractNumId w:val="4"/>
-  </w:num>
-  <w:num w:numId="22" w16cid:durableId="1867479672">
-    <w:abstractNumId w:val="5"/>
-  </w:num>
-  <w:num w:numId="23" w16cid:durableId="1743486839">
-    <w:abstractNumId w:val="7"/>
-  </w:num>
-  <w:num w:numId="24" w16cid:durableId="813258011">
-    <w:abstractNumId w:val="12"/>
-  </w:num>
-  <w:num w:numId="25" w16cid:durableId="2003267248">
-    <w:abstractNumId w:val="11"/>
-  </w:num>
-  <w:num w:numId="26" w16cid:durableId="414939540">
-    <w:abstractNumId w:val="18"/>
     <w:lvlOverride w:ilvl="0">
       <w:startOverride w:val="1"/>
     </w:lvlOverride>
@@ -6015,11 +7767,32 @@
       <w:startOverride w:val="1"/>
     </w:lvlOverride>
   </w:num>
+  <w:num w:numId="27" w16cid:durableId="265122171">
+    <w:abstractNumId w:val="26"/>
+  </w:num>
+  <w:num w:numId="28" w16cid:durableId="1462384293">
+    <w:abstractNumId w:val="7"/>
+  </w:num>
+  <w:num w:numId="29" w16cid:durableId="736591809">
+    <w:abstractNumId w:val="0"/>
+  </w:num>
+  <w:num w:numId="30" w16cid:durableId="1775204689">
+    <w:abstractNumId w:val="22"/>
+  </w:num>
+  <w:num w:numId="31" w16cid:durableId="798383172">
+    <w:abstractNumId w:val="21"/>
+  </w:num>
+  <w:num w:numId="32" w16cid:durableId="1062215552">
+    <w:abstractNumId w:val="28"/>
+  </w:num>
+  <w:num w:numId="33" w16cid:durableId="265775370">
+    <w:abstractNumId w:val="3"/>
+  </w:num>
 </w:numbering>
 </file>
 
 <file path=word/styles.xml><?xml version="1.0" encoding="utf-8"?>
-<w:styles xmlns:mc="http://schemas.openxmlformats.org/markup-compatibility/2006" xmlns:r="http://schemas.openxmlformats.org/officeDocument/2006/relationships" xmlns:w="http://schemas.openxmlformats.org/wordprocessingml/2006/main" xmlns:w14="http://schemas.microsoft.com/office/word/2010/wordml" xmlns:w15="http://schemas.microsoft.com/office/word/2012/wordml" xmlns:w16cex="http://schemas.microsoft.com/office/word/2018/wordml/cex" xmlns:w16cid="http://schemas.microsoft.com/office/word/2016/wordml/cid" xmlns:w16="http://schemas.microsoft.com/office/word/2018/wordml" xmlns:w16du="http://schemas.microsoft.com/office/word/2023/wordml/word16du" xmlns:w16sdtdh="http://schemas.microsoft.com/office/word/2020/wordml/sdtdatahash" xmlns:w16se="http://schemas.microsoft.com/office/word/2015/wordml/symex" mc:Ignorable="w14 w15 w16se w16cid w16 w16cex w16sdtdh w16du">
+<w:styles xmlns:mc="http://schemas.openxmlformats.org/markup-compatibility/2006" xmlns:r="http://schemas.openxmlformats.org/officeDocument/2006/relationships" xmlns:w="http://schemas.openxmlformats.org/wordprocessingml/2006/main" xmlns:w14="http://schemas.microsoft.com/office/word/2010/wordml" xmlns:w15="http://schemas.microsoft.com/office/word/2012/wordml" xmlns:w16cex="http://schemas.microsoft.com/office/word/2018/wordml/cex" xmlns:w16cid="http://schemas.microsoft.com/office/word/2016/wordml/cid" xmlns:w16="http://schemas.microsoft.com/office/word/2018/wordml" xmlns:w16du="http://schemas.microsoft.com/office/word/2023/wordml/word16du" xmlns:w16sdtdh="http://schemas.microsoft.com/office/word/2020/wordml/sdtdatahash" xmlns:w16sdtfl="http://schemas.microsoft.com/office/word/2024/wordml/sdtformatlock" xmlns:w16se="http://schemas.microsoft.com/office/word/2015/wordml/symex" mc:Ignorable="w14 w15 w16se w16cid w16 w16cex w16sdtdh w16sdtfl w16du">
   <w:docDefaults>
     <w:rPrDefault>
       <w:rPr>
@@ -6621,7 +8394,6 @@
   <w:style w:type="character" w:default="1" w:styleId="DefaultParagraphFont">
     <w:name w:val="Default Paragraph Font"/>
     <w:uiPriority w:val="1"/>
-    <w:semiHidden/>
     <w:unhideWhenUsed/>
   </w:style>
   <w:style w:type="table" w:default="1" w:styleId="TableNormal">
